--- a/assets/downloads/simulation-10/instructions-for-sp-4-athletic-training-clinic-high-school.docx
+++ b/assets/downloads/simulation-10/instructions-for-sp-4-athletic-training-clinic-high-school.docx
@@ -1,6 +1,6 @@
 
 <file path=word/document.xml><?xml version="1.0" encoding="utf-8"?>
-<w:document xmlns:wpc="http://schemas.microsoft.com/office/word/2010/wordprocessingCanvas" xmlns:cx="http://schemas.microsoft.com/office/drawing/2014/chartex" xmlns:cx1="http://schemas.microsoft.com/office/drawing/2015/9/8/chartex" xmlns:cx2="http://schemas.microsoft.com/office/drawing/2015/10/21/chartex" xmlns:cx3="http://schemas.microsoft.com/office/drawing/2016/5/9/chartex" xmlns:cx4="http://schemas.microsoft.com/office/drawing/2016/5/10/chartex" xmlns:cx5="http://schemas.microsoft.com/office/drawing/2016/5/11/chartex" xmlns:cx6="http://schemas.microsoft.com/office/drawing/2016/5/12/chartex" xmlns:cx7="http://schemas.microsoft.com/office/drawing/2016/5/13/chartex" xmlns:cx8="http://schemas.microsoft.com/office/drawing/2016/5/14/chartex" xmlns:mc="http://schemas.openxmlformats.org/markup-compatibility/2006" xmlns:aink="http://schemas.microsoft.com/office/drawing/2016/ink" xmlns:am3d="http://schemas.microsoft.com/office/drawing/2017/model3d" xmlns:o="urn:schemas-microsoft-com:office:office" xmlns:oel="http://schemas.microsoft.com/office/2019/extlst" xmlns:r="http://schemas.openxmlformats.org/officeDocument/2006/relationships" xmlns:m="http://schemas.openxmlformats.org/officeDocument/2006/math" xmlns:v="urn:schemas-microsoft-com:vml" xmlns:wp14="http://schemas.microsoft.com/office/word/2010/wordprocessingDrawing" xmlns:wp="http://schemas.openxmlformats.org/drawingml/2006/wordprocessingDrawing" xmlns:w10="urn:schemas-microsoft-com:office:word" xmlns:w="http://schemas.openxmlformats.org/wordprocessingml/2006/main" xmlns:w14="http://schemas.microsoft.com/office/word/2010/wordml" xmlns:w15="http://schemas.microsoft.com/office/word/2012/wordml" xmlns:w16cei="http://schemas.microsoft.com/office/word/2026/wordml/cei" xmlns:w16cex="http://schemas.microsoft.com/office/word/2018/wordml/cex" xmlns:w16cid="http://schemas.microsoft.com/office/word/2016/wordml/cid" xmlns:w16="http://schemas.microsoft.com/office/word/2018/wordml" xmlns:w16du="http://schemas.microsoft.com/office/word/2023/wordml/word16du" xmlns:w16sdtdh="http://schemas.microsoft.com/office/word/2020/wordml/sdtdatahash" xmlns:w16sdtfl="http://schemas.microsoft.com/office/word/2024/wordml/sdtformatlock" xmlns:w16se="http://schemas.microsoft.com/office/word/2015/wordml/symex" xmlns:wpg="http://schemas.microsoft.com/office/word/2010/wordprocessingGroup" xmlns:wpi="http://schemas.microsoft.com/office/word/2010/wordprocessingInk" xmlns:wne="http://schemas.microsoft.com/office/word/2006/wordml" xmlns:wps="http://schemas.microsoft.com/office/word/2010/wordprocessingShape" mc:Ignorable="w14 w15 w16se w16cid w16 w16cex w16sdtdh w16sdtfl w16du wp14">
+<w:document xmlns:wpc="http://schemas.microsoft.com/office/word/2010/wordprocessingCanvas" xmlns:cx="http://schemas.microsoft.com/office/drawing/2014/chartex" xmlns:cx1="http://schemas.microsoft.com/office/drawing/2015/9/8/chartex" xmlns:cx2="http://schemas.microsoft.com/office/drawing/2015/10/21/chartex" xmlns:cx3="http://schemas.microsoft.com/office/drawing/2016/5/9/chartex" xmlns:cx4="http://schemas.microsoft.com/office/drawing/2016/5/10/chartex" xmlns:cx5="http://schemas.microsoft.com/office/drawing/2016/5/11/chartex" xmlns:cx6="http://schemas.microsoft.com/office/drawing/2016/5/12/chartex" xmlns:cx7="http://schemas.microsoft.com/office/drawing/2016/5/13/chartex" xmlns:cx8="http://schemas.microsoft.com/office/drawing/2016/5/14/chartex" xmlns:mc="http://schemas.openxmlformats.org/markup-compatibility/2006" xmlns:aink="http://schemas.microsoft.com/office/drawing/2016/ink" xmlns:am3d="http://schemas.microsoft.com/office/drawing/2017/model3d" xmlns:o="urn:schemas-microsoft-com:office:office" xmlns:oel="http://schemas.microsoft.com/office/2019/extlst" xmlns:r="http://schemas.openxmlformats.org/officeDocument/2006/relationships" xmlns:m="http://schemas.openxmlformats.org/officeDocument/2006/math" xmlns:v="urn:schemas-microsoft-com:vml" xmlns:wp14="http://schemas.microsoft.com/office/word/2010/wordprocessingDrawing" xmlns:wp="http://schemas.openxmlformats.org/drawingml/2006/wordprocessingDrawing" xmlns:w10="urn:schemas-microsoft-com:office:word" xmlns:w="http://schemas.openxmlformats.org/wordprocessingml/2006/main" xmlns:w14="http://schemas.microsoft.com/office/word/2010/wordml" xmlns:w15="http://schemas.microsoft.com/office/word/2012/wordml" xmlns:w16cex="http://schemas.microsoft.com/office/word/2018/wordml/cex" xmlns:w16cid="http://schemas.microsoft.com/office/word/2016/wordml/cid" xmlns:w16="http://schemas.microsoft.com/office/word/2018/wordml" xmlns:w16du="http://schemas.microsoft.com/office/word/2023/wordml/word16du" xmlns:w16sdtdh="http://schemas.microsoft.com/office/word/2020/wordml/sdtdatahash" xmlns:w16sdtfl="http://schemas.microsoft.com/office/word/2024/wordml/sdtformatlock" xmlns:w16se="http://schemas.microsoft.com/office/word/2015/wordml/symex" xmlns:wpg="http://schemas.microsoft.com/office/word/2010/wordprocessingGroup" xmlns:wpi="http://schemas.microsoft.com/office/word/2010/wordprocessingInk" xmlns:wne="http://schemas.microsoft.com/office/word/2006/wordml" xmlns:wps="http://schemas.microsoft.com/office/word/2010/wordprocessingShape" mc:Ignorable="w14 w15 w16se w16cid w16 w16cex w16sdtdh w16sdtfl w16du wp14">
   <w:body>
     <w:p>
       <w:pPr>
@@ -15,46 +15,29 @@
       </w:pPr>
       <w:r>
         <w:rPr>
-          <w:rFonts w:ascii="Aptos" w:hAnsi="Aptos" w:eastAsia="Aptos" w:cs="Aptos"/>
-          <w:color w:val="000000"/>
-          <w:sz w:val="40"/>
-          <w:szCs w:val="40"/>
-        </w:rPr>
-        <w:t/>
-      </w:r>
-      <w:r>
-        <w:rPr>
-          <w:rFonts w:ascii="Aptos" w:hAnsi="Aptos" w:eastAsia="Aptos" w:cs="Aptos"/>
-          <w:color w:val="000000"/>
-          <w:sz w:val="40"/>
-          <w:szCs w:val="40"/>
+          <w:rFonts w:ascii="Aptos" w:eastAsia="Aptos" w:hAnsi="Aptos"/>
+          <w:color w:val="000000"/>
         </w:rPr>
         <w:t xml:space="preserve">Instructions for SP </w:t>
       </w:r>
       <w:r>
         <w:rPr>
-          <w:rFonts w:ascii="Aptos" w:hAnsi="Aptos" w:eastAsia="Aptos" w:cs="Aptos"/>
-          <w:color w:val="000000"/>
-          <w:sz w:val="40"/>
-          <w:szCs w:val="40"/>
+          <w:rFonts w:ascii="Aptos" w:eastAsia="Aptos" w:hAnsi="Aptos"/>
+          <w:color w:val="000000"/>
         </w:rPr>
         <w:t>4</w:t>
       </w:r>
       <w:r>
         <w:rPr>
-          <w:rFonts w:ascii="Aptos" w:hAnsi="Aptos" w:eastAsia="Aptos" w:cs="Aptos"/>
-          <w:color w:val="000000"/>
-          <w:sz w:val="40"/>
-          <w:szCs w:val="40"/>
+          <w:rFonts w:ascii="Aptos" w:eastAsia="Aptos" w:hAnsi="Aptos"/>
+          <w:color w:val="000000"/>
         </w:rPr>
         <w:t xml:space="preserve">: </w:t>
       </w:r>
       <w:r>
         <w:rPr>
-          <w:rFonts w:ascii="Aptos" w:hAnsi="Aptos" w:eastAsia="Aptos" w:cs="Aptos"/>
-          <w:color w:val="000000"/>
-          <w:sz w:val="40"/>
-          <w:szCs w:val="40"/>
+          <w:rFonts w:ascii="Aptos" w:eastAsia="Aptos" w:hAnsi="Aptos"/>
+          <w:color w:val="000000"/>
         </w:rPr>
         <w:t>Athletic Training Clinic, High School</w:t>
       </w:r>
@@ -73,22 +56,26 @@
         </w:rPr>
       </w:pPr>
       <w:r>
+        <w:rPr>
+          <w:noProof/>
+        </w:rPr>
         <w:drawing>
-          <wp:inline xmlns:a="http://schemas.openxmlformats.org/drawingml/2006/main" xmlns:pic="http://schemas.openxmlformats.org/drawingml/2006/picture">
+          <wp:inline distT="0" distB="0" distL="0" distR="0" wp14:anchorId="490B19BA" wp14:editId="49E6BF20">
             <wp:extent cx="5657850" cy="5934075"/>
+            <wp:effectExtent l="0" t="0" r="0" b="0"/>
             <wp:docPr id="1" name="Picture 1"/>
             <wp:cNvGraphicFramePr>
-              <a:graphicFrameLocks noChangeAspect="1"/>
+              <a:graphicFrameLocks xmlns:a="http://schemas.openxmlformats.org/drawingml/2006/main" noChangeAspect="1"/>
             </wp:cNvGraphicFramePr>
-            <a:graphic>
+            <a:graphic xmlns:a="http://schemas.openxmlformats.org/drawingml/2006/main">
               <a:graphicData uri="http://schemas.openxmlformats.org/drawingml/2006/picture">
-                <pic:pic>
+                <pic:pic xmlns:pic="http://schemas.openxmlformats.org/drawingml/2006/picture">
                   <pic:nvPicPr>
                     <pic:cNvPr id="0" name="fig10_02.png"/>
                     <pic:cNvPicPr/>
                   </pic:nvPicPr>
                   <pic:blipFill>
-                    <a:blip r:embed="rId11"/>
+                    <a:blip r:embed="rId7"/>
                     <a:stretch>
                       <a:fillRect/>
                     </a:stretch>
@@ -98,7 +85,9 @@
                       <a:off x="0" y="0"/>
                       <a:ext cx="5657850" cy="5934075"/>
                     </a:xfrm>
-                    <a:prstGeom prst="rect"/>
+                    <a:prstGeom prst="rect">
+                      <a:avLst/>
+                    </a:prstGeom>
                   </pic:spPr>
                 </pic:pic>
               </a:graphicData>
@@ -119,56 +108,28 @@
       </w:pPr>
       <w:r>
         <w:rPr>
-          <w:rFonts w:ascii="Aptos" w:hAnsi="Aptos" w:eastAsia="Aptos" w:cs="Aptos"/>
-          <w:color w:val="000000"/>
-          <w:sz w:val="24"/>
-          <w:szCs w:val="24"/>
-        </w:rPr>
-        <w:t/>
-      </w:r>
-      <w:r>
-        <w:rPr>
-          <w:rFonts w:ascii="Aptos" w:hAnsi="Aptos" w:eastAsia="Aptos" w:cs="Aptos"/>
           <w:b/>
           <w:bCs/>
           <w:color w:val="0A2F41" w:themeColor="accent1" w:themeShade="80"/>
           <w:sz w:val="24"/>
           <w:szCs w:val="24"/>
           <w14:ligatures w14:val="standardContextual"/>
-          <w:rPrChange w:id="26" w:author="Anna Seaman" w:date="2026-08-12T11:54:00Z" w16du:dateUtc="2026-08-12T16:54:00Z">
-            <w:rPr>
-              <w:rFonts w:ascii="Times New Roman" w:hAnsi="Times New Roman"/>
-              <w:color w:val="000000"/>
-              <w:sz w:val="24"/>
-              <w:szCs w:val="24"/>
-            </w:rPr>
-          </w:rPrChange>
         </w:rPr>
         <w:t xml:space="preserve">FIGURE </w:t>
       </w:r>
       <w:r>
         <w:rPr>
-          <w:rFonts w:ascii="Aptos" w:hAnsi="Aptos" w:eastAsia="Aptos" w:cs="Aptos"/>
           <w:b/>
           <w:bCs/>
           <w:color w:val="0A2F41" w:themeColor="accent1" w:themeShade="80"/>
           <w:sz w:val="24"/>
           <w:szCs w:val="24"/>
           <w14:ligatures w14:val="standardContextual"/>
-          <w:rPrChange w:id="27" w:author="Anna Seaman" w:date="2026-08-12T11:54:00Z" w16du:dateUtc="2026-08-12T16:54:00Z">
-            <w:rPr>
-              <w:rFonts w:ascii="Times New Roman" w:hAnsi="Times New Roman"/>
-              <w:color w:val="000000"/>
-              <w:sz w:val="24"/>
-              <w:szCs w:val="24"/>
-            </w:rPr>
-          </w:rPrChange>
         </w:rPr>
         <w:t>10.2</w:t>
       </w:r>
       <w:r>
         <w:rPr>
-          <w:rFonts w:ascii="Aptos" w:hAnsi="Aptos" w:eastAsia="Aptos" w:cs="Aptos"/>
           <w:color w:val="000000"/>
           <w:sz w:val="24"/>
           <w:szCs w:val="24"/>
@@ -188,7 +149,6 @@
       </w:pPr>
       <w:r>
         <w:rPr>
-          <w:rFonts w:ascii="Aptos" w:hAnsi="Aptos" w:eastAsia="Aptos" w:cs="Aptos"/>
           <w:color w:val="000000"/>
           <w:sz w:val="24"/>
           <w:szCs w:val="24"/>
@@ -197,7 +157,6 @@
       </w:r>
       <w:r>
         <w:rPr>
-          <w:rFonts w:ascii="Aptos" w:hAnsi="Aptos" w:eastAsia="Aptos" w:cs="Aptos"/>
           <w:color w:val="000000"/>
           <w:sz w:val="24"/>
           <w:szCs w:val="24"/>
@@ -206,7 +165,6 @@
       </w:r>
       <w:r>
         <w:rPr>
-          <w:rFonts w:ascii="Aptos" w:hAnsi="Aptos" w:eastAsia="Aptos" w:cs="Aptos"/>
           <w:color w:val="000000"/>
           <w:sz w:val="24"/>
           <w:szCs w:val="24"/>
@@ -215,7 +173,6 @@
       </w:r>
       <w:r>
         <w:rPr>
-          <w:rFonts w:ascii="Aptos" w:hAnsi="Aptos" w:eastAsia="Aptos" w:cs="Aptos"/>
           <w:color w:val="000000"/>
           <w:sz w:val="24"/>
           <w:szCs w:val="24"/>
@@ -224,7 +181,6 @@
       </w:r>
       <w:r>
         <w:rPr>
-          <w:rFonts w:ascii="Aptos" w:hAnsi="Aptos" w:eastAsia="Aptos" w:cs="Aptos"/>
           <w:color w:val="000000"/>
           <w:sz w:val="24"/>
           <w:szCs w:val="24"/>
@@ -244,16 +200,15 @@
       </w:pPr>
       <w:r>
         <w:rPr>
-          <w:rFonts w:ascii="Aptos" w:hAnsi="Aptos" w:eastAsia="Aptos" w:cs="Aptos"/>
-          <w:color w:val="000000"/>
-          <w:sz w:val="24"/>
-          <w:szCs w:val="24"/>
-        </w:rPr>
+          <w:color w:val="000000"/>
+          <w:sz w:val="24"/>
+          <w:szCs w:val="24"/>
+        </w:rPr>
+        <w:lastRenderedPageBreak/>
         <w:t xml:space="preserve">You are </w:t>
       </w:r>
       <w:r>
         <w:rPr>
-          <w:rFonts w:ascii="Aptos" w:hAnsi="Aptos" w:eastAsia="Aptos" w:cs="Aptos"/>
           <w:color w:val="000000"/>
           <w:sz w:val="24"/>
           <w:szCs w:val="24"/>
@@ -262,7 +217,6 @@
       </w:r>
       <w:r>
         <w:rPr>
-          <w:rFonts w:ascii="Aptos" w:hAnsi="Aptos" w:eastAsia="Aptos" w:cs="Aptos"/>
           <w:color w:val="000000"/>
           <w:sz w:val="24"/>
           <w:szCs w:val="24"/>
@@ -271,7 +225,6 @@
       </w:r>
       <w:r>
         <w:rPr>
-          <w:rFonts w:ascii="Aptos" w:hAnsi="Aptos" w:eastAsia="Aptos" w:cs="Aptos"/>
           <w:color w:val="000000"/>
           <w:sz w:val="24"/>
           <w:szCs w:val="24"/>
@@ -280,7 +233,6 @@
       </w:r>
       <w:r>
         <w:rPr>
-          <w:rFonts w:ascii="Aptos" w:hAnsi="Aptos" w:eastAsia="Aptos" w:cs="Aptos"/>
           <w:color w:val="000000"/>
           <w:sz w:val="24"/>
           <w:szCs w:val="24"/>
@@ -289,7 +241,6 @@
       </w:r>
       <w:r>
         <w:rPr>
-          <w:rFonts w:ascii="Aptos" w:hAnsi="Aptos" w:eastAsia="Aptos" w:cs="Aptos"/>
           <w:color w:val="000000"/>
           <w:sz w:val="24"/>
           <w:szCs w:val="24"/>
@@ -298,7 +249,6 @@
       </w:r>
       <w:r>
         <w:rPr>
-          <w:rFonts w:ascii="Aptos" w:hAnsi="Aptos" w:eastAsia="Aptos" w:cs="Aptos"/>
           <w:color w:val="000000"/>
           <w:sz w:val="24"/>
           <w:szCs w:val="24"/>
@@ -307,7 +257,6 @@
       </w:r>
       <w:r>
         <w:rPr>
-          <w:rFonts w:ascii="Aptos" w:hAnsi="Aptos" w:eastAsia="Aptos" w:cs="Aptos"/>
           <w:color w:val="000000"/>
           <w:sz w:val="24"/>
           <w:szCs w:val="24"/>
@@ -316,7 +265,6 @@
       </w:r>
       <w:r>
         <w:rPr>
-          <w:rFonts w:ascii="Aptos" w:hAnsi="Aptos" w:eastAsia="Aptos" w:cs="Aptos"/>
           <w:color w:val="000000"/>
           <w:sz w:val="24"/>
           <w:szCs w:val="24"/>
@@ -325,7 +273,6 @@
       </w:r>
       <w:r>
         <w:rPr>
-          <w:rFonts w:ascii="Aptos" w:hAnsi="Aptos" w:eastAsia="Aptos" w:cs="Aptos"/>
           <w:color w:val="000000"/>
           <w:sz w:val="24"/>
           <w:szCs w:val="24"/>
@@ -334,7 +281,6 @@
       </w:r>
       <w:r>
         <w:rPr>
-          <w:rFonts w:ascii="Aptos" w:hAnsi="Aptos" w:eastAsia="Aptos" w:cs="Aptos"/>
           <w:color w:val="000000"/>
           <w:sz w:val="24"/>
           <w:szCs w:val="24"/>
@@ -343,7 +289,6 @@
       </w:r>
       <w:r>
         <w:rPr>
-          <w:rFonts w:ascii="Aptos" w:hAnsi="Aptos" w:eastAsia="Aptos" w:cs="Aptos"/>
           <w:color w:val="000000"/>
           <w:sz w:val="24"/>
           <w:szCs w:val="24"/>
@@ -352,7 +297,6 @@
       </w:r>
       <w:r>
         <w:rPr>
-          <w:rFonts w:ascii="Aptos" w:hAnsi="Aptos" w:eastAsia="Aptos" w:cs="Aptos"/>
           <w:color w:val="000000"/>
           <w:sz w:val="24"/>
           <w:szCs w:val="24"/>
@@ -361,25 +305,12 @@
       </w:r>
       <w:r>
         <w:rPr>
-          <w:rFonts w:ascii="Aptos" w:hAnsi="Aptos" w:eastAsia="Aptos" w:cs="Aptos"/>
           <w:color w:val="000000"/>
           <w:sz w:val="24"/>
           <w:szCs w:val="24"/>
         </w:rPr>
         <w:t>.</w:t>
       </w:r>
-      <w:del w:id="28" w:author="Anna Seaman" w:date="2026-08-12T13:13:00Z" w16du:dateUtc="2026-08-12T18:13:00Z">
-        <w:r>
-          <w:rPr>
-            <w:rFonts w:ascii="Times New Roman" w:hAnsi="Times New Roman"/>
-            <w:noProof/>
-            <w:color w:val="000000"/>
-            <w:sz w:val="24"/>
-            <w:szCs w:val="24"/>
-          </w:rPr>
-          <w:delText xml:space="preserve"> </w:delText>
-        </w:r>
-      </w:del>
     </w:p>
     <w:p>
       <w:pPr>
@@ -393,7 +324,6 @@
       </w:pPr>
       <w:r>
         <w:rPr>
-          <w:rFonts w:ascii="Aptos" w:hAnsi="Aptos" w:eastAsia="Aptos" w:cs="Aptos"/>
           <w:b/>
           <w:bCs/>
           <w:color w:val="000000"/>
@@ -404,7 +334,6 @@
       </w:r>
       <w:r>
         <w:rPr>
-          <w:rFonts w:ascii="Aptos" w:hAnsi="Aptos" w:eastAsia="Aptos" w:cs="Aptos"/>
           <w:color w:val="000000"/>
           <w:sz w:val="24"/>
           <w:szCs w:val="24"/>
@@ -413,7 +342,6 @@
       </w:r>
       <w:r>
         <w:rPr>
-          <w:rFonts w:ascii="Aptos" w:hAnsi="Aptos" w:eastAsia="Aptos" w:cs="Aptos"/>
           <w:color w:val="000000"/>
           <w:sz w:val="24"/>
           <w:szCs w:val="24"/>
@@ -422,7 +350,6 @@
       </w:r>
       <w:r>
         <w:rPr>
-          <w:rFonts w:ascii="Aptos" w:hAnsi="Aptos" w:eastAsia="Aptos" w:cs="Aptos"/>
           <w:color w:val="000000"/>
           <w:sz w:val="24"/>
           <w:szCs w:val="24"/>
@@ -431,7 +358,6 @@
       </w:r>
       <w:r>
         <w:rPr>
-          <w:rFonts w:ascii="Aptos" w:hAnsi="Aptos" w:eastAsia="Aptos" w:cs="Aptos"/>
           <w:color w:val="000000"/>
           <w:sz w:val="24"/>
           <w:szCs w:val="24"/>
@@ -440,7 +366,6 @@
       </w:r>
       <w:r>
         <w:rPr>
-          <w:rFonts w:ascii="Aptos" w:hAnsi="Aptos" w:eastAsia="Aptos" w:cs="Aptos"/>
           <w:color w:val="000000"/>
           <w:sz w:val="24"/>
           <w:szCs w:val="24"/>
@@ -460,7 +385,6 @@
       </w:pPr>
       <w:r>
         <w:rPr>
-          <w:rFonts w:ascii="Aptos" w:hAnsi="Aptos" w:eastAsia="Aptos" w:cs="Aptos"/>
           <w:color w:val="000000"/>
           <w:sz w:val="24"/>
           <w:szCs w:val="24"/>
@@ -470,7 +394,6 @@
       <w:proofErr w:type="gramStart"/>
       <w:r>
         <w:rPr>
-          <w:rFonts w:ascii="Aptos" w:hAnsi="Aptos" w:eastAsia="Aptos" w:cs="Aptos"/>
           <w:color w:val="000000"/>
           <w:sz w:val="24"/>
           <w:szCs w:val="24"/>
@@ -480,7 +403,6 @@
       <w:proofErr w:type="gramEnd"/>
       <w:r>
         <w:rPr>
-          <w:rFonts w:ascii="Aptos" w:hAnsi="Aptos" w:eastAsia="Aptos" w:cs="Aptos"/>
           <w:color w:val="000000"/>
           <w:sz w:val="24"/>
           <w:szCs w:val="24"/>
@@ -489,7 +411,6 @@
       </w:r>
       <w:r>
         <w:rPr>
-          <w:rFonts w:ascii="Aptos" w:hAnsi="Aptos" w:eastAsia="Aptos" w:cs="Aptos"/>
           <w:color w:val="000000"/>
           <w:sz w:val="24"/>
           <w:szCs w:val="24"/>
@@ -498,7 +419,6 @@
       </w:r>
       <w:r>
         <w:rPr>
-          <w:rFonts w:ascii="Aptos" w:hAnsi="Aptos" w:eastAsia="Aptos" w:cs="Aptos"/>
           <w:color w:val="000000"/>
           <w:sz w:val="24"/>
           <w:szCs w:val="24"/>
@@ -507,7 +427,6 @@
       </w:r>
       <w:r>
         <w:rPr>
-          <w:rFonts w:ascii="Aptos" w:hAnsi="Aptos" w:eastAsia="Aptos" w:cs="Aptos"/>
           <w:color w:val="000000"/>
           <w:sz w:val="24"/>
           <w:szCs w:val="24"/>
@@ -516,7 +435,6 @@
       </w:r>
       <w:r>
         <w:rPr>
-          <w:rFonts w:ascii="Aptos" w:hAnsi="Aptos" w:eastAsia="Aptos" w:cs="Aptos"/>
           <w:color w:val="000000"/>
           <w:sz w:val="24"/>
           <w:szCs w:val="24"/>
@@ -525,7 +443,6 @@
       </w:r>
       <w:r>
         <w:rPr>
-          <w:rFonts w:ascii="Aptos" w:hAnsi="Aptos" w:eastAsia="Aptos" w:cs="Aptos"/>
           <w:color w:val="000000"/>
           <w:sz w:val="24"/>
           <w:szCs w:val="24"/>
@@ -534,7 +451,6 @@
       </w:r>
       <w:r>
         <w:rPr>
-          <w:rFonts w:ascii="Aptos" w:hAnsi="Aptos" w:eastAsia="Aptos" w:cs="Aptos"/>
           <w:color w:val="000000"/>
           <w:sz w:val="24"/>
           <w:szCs w:val="24"/>
@@ -543,7 +459,6 @@
       </w:r>
       <w:r>
         <w:rPr>
-          <w:rFonts w:ascii="Aptos" w:hAnsi="Aptos" w:eastAsia="Aptos" w:cs="Aptos"/>
           <w:color w:val="000000"/>
           <w:sz w:val="24"/>
           <w:szCs w:val="24"/>
@@ -563,17 +478,14 @@
       </w:pPr>
       <w:r>
         <w:rPr>
-          <w:rFonts w:ascii="Aptos" w:hAnsi="Aptos" w:eastAsia="Aptos" w:cs="Aptos"/>
-          <w:color w:val="000000"/>
-          <w:sz w:val="24"/>
-          <w:szCs w:val="24"/>
-        </w:rPr>
-        <w:lastRenderedPageBreak/>
+          <w:color w:val="000000"/>
+          <w:sz w:val="24"/>
+          <w:szCs w:val="24"/>
+        </w:rPr>
         <w:t xml:space="preserve">You are a </w:t>
       </w:r>
       <w:r>
         <w:rPr>
-          <w:rFonts w:ascii="Aptos" w:hAnsi="Aptos" w:eastAsia="Aptos" w:cs="Aptos"/>
           <w:color w:val="000000"/>
           <w:sz w:val="24"/>
           <w:szCs w:val="24"/>
@@ -582,7 +494,6 @@
       </w:r>
       <w:r>
         <w:rPr>
-          <w:rFonts w:ascii="Aptos" w:hAnsi="Aptos" w:eastAsia="Aptos" w:cs="Aptos"/>
           <w:color w:val="000000"/>
           <w:sz w:val="24"/>
           <w:szCs w:val="24"/>
@@ -591,7 +502,6 @@
       </w:r>
       <w:r>
         <w:rPr>
-          <w:rFonts w:ascii="Aptos" w:hAnsi="Aptos" w:eastAsia="Aptos" w:cs="Aptos"/>
           <w:color w:val="000000"/>
           <w:sz w:val="24"/>
           <w:szCs w:val="24"/>
@@ -600,7 +510,6 @@
       </w:r>
       <w:r>
         <w:rPr>
-          <w:rFonts w:ascii="Aptos" w:hAnsi="Aptos" w:eastAsia="Aptos" w:cs="Aptos"/>
           <w:color w:val="000000"/>
           <w:sz w:val="24"/>
           <w:szCs w:val="24"/>
@@ -609,7 +518,6 @@
       </w:r>
       <w:r>
         <w:rPr>
-          <w:rFonts w:ascii="Aptos" w:hAnsi="Aptos" w:eastAsia="Aptos" w:cs="Aptos"/>
           <w:color w:val="000000"/>
           <w:sz w:val="24"/>
           <w:szCs w:val="24"/>
@@ -618,7 +526,6 @@
       </w:r>
       <w:r>
         <w:rPr>
-          <w:rFonts w:ascii="Aptos" w:hAnsi="Aptos" w:eastAsia="Aptos" w:cs="Aptos"/>
           <w:color w:val="000000"/>
           <w:sz w:val="24"/>
           <w:szCs w:val="24"/>
@@ -627,7 +534,6 @@
       </w:r>
       <w:r>
         <w:rPr>
-          <w:rFonts w:ascii="Aptos" w:hAnsi="Aptos" w:eastAsia="Aptos" w:cs="Aptos"/>
           <w:color w:val="000000"/>
           <w:sz w:val="24"/>
           <w:szCs w:val="24"/>
@@ -647,7 +553,6 @@
       </w:pPr>
       <w:r>
         <w:rPr>
-          <w:rFonts w:ascii="Aptos" w:hAnsi="Aptos" w:eastAsia="Aptos" w:cs="Aptos"/>
           <w:b/>
           <w:bCs/>
           <w:color w:val="000000"/>
@@ -658,7 +563,6 @@
       </w:r>
       <w:r>
         <w:rPr>
-          <w:rFonts w:ascii="Aptos" w:hAnsi="Aptos" w:eastAsia="Aptos" w:cs="Aptos"/>
           <w:color w:val="000000"/>
           <w:sz w:val="24"/>
           <w:szCs w:val="24"/>
@@ -667,7 +571,6 @@
       </w:r>
       <w:r>
         <w:rPr>
-          <w:rFonts w:ascii="Aptos" w:hAnsi="Aptos" w:eastAsia="Aptos" w:cs="Aptos"/>
           <w:color w:val="000000"/>
           <w:sz w:val="24"/>
           <w:szCs w:val="24"/>
@@ -676,7 +579,6 @@
       </w:r>
       <w:r>
         <w:rPr>
-          <w:rFonts w:ascii="Aptos" w:hAnsi="Aptos" w:eastAsia="Aptos" w:cs="Aptos"/>
           <w:color w:val="000000"/>
           <w:sz w:val="24"/>
           <w:szCs w:val="24"/>
@@ -685,7 +587,6 @@
       </w:r>
       <w:r>
         <w:rPr>
-          <w:rFonts w:ascii="Aptos" w:hAnsi="Aptos" w:eastAsia="Aptos" w:cs="Aptos"/>
           <w:color w:val="000000"/>
           <w:sz w:val="24"/>
           <w:szCs w:val="24"/>
@@ -694,7 +595,6 @@
       </w:r>
       <w:r>
         <w:rPr>
-          <w:rFonts w:ascii="Aptos" w:hAnsi="Aptos" w:eastAsia="Aptos" w:cs="Aptos"/>
           <w:color w:val="000000"/>
           <w:sz w:val="24"/>
           <w:szCs w:val="24"/>
@@ -703,7 +603,6 @@
       </w:r>
       <w:r>
         <w:rPr>
-          <w:rFonts w:ascii="Aptos" w:hAnsi="Aptos" w:eastAsia="Aptos" w:cs="Aptos"/>
           <w:color w:val="000000"/>
           <w:sz w:val="24"/>
           <w:szCs w:val="24"/>
@@ -712,7 +611,6 @@
       </w:r>
       <w:r>
         <w:rPr>
-          <w:rFonts w:ascii="Aptos" w:hAnsi="Aptos" w:eastAsia="Aptos" w:cs="Aptos"/>
           <w:color w:val="000000"/>
           <w:sz w:val="24"/>
           <w:szCs w:val="24"/>
@@ -721,7 +619,6 @@
       </w:r>
       <w:r>
         <w:rPr>
-          <w:rFonts w:ascii="Aptos" w:hAnsi="Aptos" w:eastAsia="Aptos" w:cs="Aptos"/>
           <w:color w:val="000000"/>
           <w:sz w:val="24"/>
           <w:szCs w:val="24"/>
@@ -730,7 +627,6 @@
       </w:r>
       <w:r>
         <w:rPr>
-          <w:rFonts w:ascii="Aptos" w:hAnsi="Aptos" w:eastAsia="Aptos" w:cs="Aptos"/>
           <w:color w:val="000000"/>
           <w:sz w:val="24"/>
           <w:szCs w:val="24"/>
@@ -739,7 +635,6 @@
       </w:r>
       <w:r>
         <w:rPr>
-          <w:rFonts w:ascii="Aptos" w:hAnsi="Aptos" w:eastAsia="Aptos" w:cs="Aptos"/>
           <w:color w:val="000000"/>
           <w:sz w:val="24"/>
           <w:szCs w:val="24"/>
@@ -748,7 +643,6 @@
       </w:r>
       <w:r>
         <w:rPr>
-          <w:rFonts w:ascii="Aptos" w:hAnsi="Aptos" w:eastAsia="Aptos" w:cs="Aptos"/>
           <w:color w:val="000000"/>
           <w:sz w:val="24"/>
           <w:szCs w:val="24"/>
@@ -757,7 +651,6 @@
       </w:r>
       <w:r>
         <w:rPr>
-          <w:rFonts w:ascii="Aptos" w:hAnsi="Aptos" w:eastAsia="Aptos" w:cs="Aptos"/>
           <w:color w:val="000000"/>
           <w:sz w:val="24"/>
           <w:szCs w:val="24"/>
@@ -766,7 +659,6 @@
       </w:r>
       <w:r>
         <w:rPr>
-          <w:rFonts w:ascii="Aptos" w:hAnsi="Aptos" w:eastAsia="Aptos" w:cs="Aptos"/>
           <w:color w:val="000000"/>
           <w:sz w:val="24"/>
           <w:szCs w:val="24"/>
@@ -775,7 +667,6 @@
       </w:r>
       <w:r>
         <w:rPr>
-          <w:rFonts w:ascii="Aptos" w:hAnsi="Aptos" w:eastAsia="Aptos" w:cs="Aptos"/>
           <w:color w:val="000000"/>
           <w:sz w:val="24"/>
           <w:szCs w:val="24"/>
@@ -784,7 +675,6 @@
       </w:r>
       <w:r>
         <w:rPr>
-          <w:rFonts w:ascii="Aptos" w:hAnsi="Aptos" w:eastAsia="Aptos" w:cs="Aptos"/>
           <w:color w:val="000000"/>
           <w:sz w:val="24"/>
           <w:szCs w:val="24"/>
@@ -804,7 +694,6 @@
       </w:pPr>
       <w:r>
         <w:rPr>
-          <w:rFonts w:ascii="Aptos" w:hAnsi="Aptos" w:eastAsia="Aptos" w:cs="Aptos"/>
           <w:color w:val="000000"/>
           <w:sz w:val="24"/>
           <w:szCs w:val="24"/>
@@ -813,7 +702,6 @@
       </w:r>
       <w:r>
         <w:rPr>
-          <w:rFonts w:ascii="Aptos" w:hAnsi="Aptos" w:eastAsia="Aptos" w:cs="Aptos"/>
           <w:color w:val="000000"/>
           <w:sz w:val="24"/>
           <w:szCs w:val="24"/>
@@ -822,7 +710,6 @@
       </w:r>
       <w:r>
         <w:rPr>
-          <w:rFonts w:ascii="Aptos" w:hAnsi="Aptos" w:eastAsia="Aptos" w:cs="Aptos"/>
           <w:color w:val="000000"/>
           <w:sz w:val="24"/>
           <w:szCs w:val="24"/>
@@ -842,7 +729,6 @@
       </w:pPr>
       <w:r>
         <w:rPr>
-          <w:rFonts w:ascii="Aptos" w:hAnsi="Aptos" w:eastAsia="Aptos" w:cs="Aptos"/>
           <w:color w:val="000000"/>
           <w:sz w:val="24"/>
           <w:szCs w:val="24"/>
@@ -851,7 +737,6 @@
       </w:r>
       <w:r>
         <w:rPr>
-          <w:rFonts w:ascii="Aptos" w:hAnsi="Aptos" w:eastAsia="Aptos" w:cs="Aptos"/>
           <w:color w:val="000000"/>
           <w:sz w:val="24"/>
           <w:szCs w:val="24"/>
@@ -860,7 +745,6 @@
       </w:r>
       <w:r>
         <w:rPr>
-          <w:rFonts w:ascii="Aptos" w:hAnsi="Aptos" w:eastAsia="Aptos" w:cs="Aptos"/>
           <w:color w:val="000000"/>
           <w:sz w:val="24"/>
           <w:szCs w:val="24"/>
@@ -869,7 +753,6 @@
       </w:r>
       <w:r>
         <w:rPr>
-          <w:rFonts w:ascii="Aptos" w:hAnsi="Aptos" w:eastAsia="Aptos" w:cs="Aptos"/>
           <w:color w:val="000000"/>
           <w:sz w:val="24"/>
           <w:szCs w:val="24"/>
@@ -878,7 +761,6 @@
       </w:r>
       <w:r>
         <w:rPr>
-          <w:rFonts w:ascii="Aptos" w:hAnsi="Aptos" w:eastAsia="Aptos" w:cs="Aptos"/>
           <w:color w:val="000000"/>
           <w:sz w:val="24"/>
           <w:szCs w:val="24"/>
@@ -887,7 +769,6 @@
       </w:r>
       <w:r>
         <w:rPr>
-          <w:rFonts w:ascii="Aptos" w:hAnsi="Aptos" w:eastAsia="Aptos" w:cs="Aptos"/>
           <w:color w:val="000000"/>
           <w:sz w:val="24"/>
           <w:szCs w:val="24"/>
@@ -896,7 +777,6 @@
       </w:r>
       <w:r>
         <w:rPr>
-          <w:rFonts w:ascii="Aptos" w:hAnsi="Aptos" w:eastAsia="Aptos" w:cs="Aptos"/>
           <w:color w:val="000000"/>
           <w:sz w:val="24"/>
           <w:szCs w:val="24"/>
@@ -916,7 +796,6 @@
       </w:pPr>
       <w:r>
         <w:rPr>
-          <w:rFonts w:ascii="Aptos" w:hAnsi="Aptos" w:eastAsia="Aptos" w:cs="Aptos"/>
           <w:color w:val="000000"/>
           <w:sz w:val="24"/>
           <w:szCs w:val="24"/>
@@ -936,7 +815,6 @@
       </w:pPr>
       <w:r>
         <w:rPr>
-          <w:rFonts w:ascii="Aptos" w:hAnsi="Aptos" w:eastAsia="Aptos" w:cs="Aptos"/>
           <w:color w:val="000000"/>
           <w:sz w:val="24"/>
           <w:szCs w:val="24"/>
@@ -956,7 +834,6 @@
       </w:pPr>
       <w:r>
         <w:rPr>
-          <w:rFonts w:ascii="Aptos" w:hAnsi="Aptos" w:eastAsia="Aptos" w:cs="Aptos"/>
           <w:b/>
           <w:bCs/>
           <w:color w:val="000000"/>
@@ -967,7 +844,6 @@
       </w:r>
       <w:r>
         <w:rPr>
-          <w:rFonts w:ascii="Aptos" w:hAnsi="Aptos" w:eastAsia="Aptos" w:cs="Aptos"/>
           <w:b/>
           <w:bCs/>
           <w:color w:val="000000"/>
@@ -978,7 +854,6 @@
       </w:r>
       <w:r>
         <w:rPr>
-          <w:rFonts w:ascii="Aptos" w:hAnsi="Aptos" w:eastAsia="Aptos" w:cs="Aptos"/>
           <w:b/>
           <w:bCs/>
           <w:color w:val="000000"/>
@@ -989,7 +864,6 @@
       </w:r>
       <w:r>
         <w:rPr>
-          <w:rFonts w:ascii="Aptos" w:hAnsi="Aptos" w:eastAsia="Aptos" w:cs="Aptos"/>
           <w:color w:val="000000"/>
           <w:sz w:val="24"/>
           <w:szCs w:val="24"/>
@@ -998,7 +872,6 @@
       </w:r>
       <w:r>
         <w:rPr>
-          <w:rFonts w:ascii="Aptos" w:hAnsi="Aptos" w:eastAsia="Aptos" w:cs="Aptos"/>
           <w:color w:val="000000"/>
           <w:sz w:val="24"/>
           <w:szCs w:val="24"/>
@@ -1007,7 +880,6 @@
       </w:r>
       <w:r>
         <w:rPr>
-          <w:rFonts w:ascii="Aptos" w:hAnsi="Aptos" w:eastAsia="Aptos" w:cs="Aptos"/>
           <w:color w:val="000000"/>
           <w:sz w:val="24"/>
           <w:szCs w:val="24"/>
@@ -1016,7 +888,6 @@
       </w:r>
       <w:r>
         <w:rPr>
-          <w:rFonts w:ascii="Aptos" w:hAnsi="Aptos" w:eastAsia="Aptos" w:cs="Aptos"/>
           <w:color w:val="000000"/>
           <w:sz w:val="24"/>
           <w:szCs w:val="24"/>
@@ -1025,7 +896,6 @@
       </w:r>
       <w:r>
         <w:rPr>
-          <w:rFonts w:ascii="Aptos" w:hAnsi="Aptos" w:eastAsia="Aptos" w:cs="Aptos"/>
           <w:color w:val="000000"/>
           <w:sz w:val="24"/>
           <w:szCs w:val="24"/>
@@ -1034,7 +904,6 @@
       </w:r>
       <w:r>
         <w:rPr>
-          <w:rFonts w:ascii="Aptos" w:hAnsi="Aptos" w:eastAsia="Aptos" w:cs="Aptos"/>
           <w:color w:val="000000"/>
           <w:sz w:val="24"/>
           <w:szCs w:val="24"/>
@@ -1043,7 +912,6 @@
       </w:r>
       <w:r>
         <w:rPr>
-          <w:rFonts w:ascii="Aptos" w:hAnsi="Aptos" w:eastAsia="Aptos" w:cs="Aptos"/>
           <w:color w:val="000000"/>
           <w:sz w:val="24"/>
           <w:szCs w:val="24"/>
@@ -1052,7 +920,6 @@
       </w:r>
       <w:r>
         <w:rPr>
-          <w:rFonts w:ascii="Aptos" w:hAnsi="Aptos" w:eastAsia="Aptos" w:cs="Aptos"/>
           <w:color w:val="000000"/>
           <w:sz w:val="24"/>
           <w:szCs w:val="24"/>
@@ -1061,24 +928,12 @@
       </w:r>
       <w:r>
         <w:rPr>
-          <w:rFonts w:ascii="Aptos" w:hAnsi="Aptos" w:eastAsia="Aptos" w:cs="Aptos"/>
           <w:color w:val="000000"/>
           <w:sz w:val="24"/>
           <w:szCs w:val="24"/>
         </w:rPr>
         <w:t>earlier.</w:t>
       </w:r>
-      <w:del w:id="29" w:author="Anna Seaman" w:date="2026-08-12T13:13:00Z" w16du:dateUtc="2026-08-12T18:13:00Z">
-        <w:r>
-          <w:rPr>
-            <w:rFonts w:ascii="Times New Roman" w:hAnsi="Times New Roman"/>
-            <w:color w:val="000000"/>
-            <w:sz w:val="24"/>
-            <w:szCs w:val="24"/>
-          </w:rPr>
-          <w:delText xml:space="preserve"> </w:delText>
-        </w:r>
-      </w:del>
     </w:p>
     <w:p>
       <w:pPr>
@@ -1092,7 +947,6 @@
       </w:pPr>
       <w:r>
         <w:rPr>
-          <w:rFonts w:ascii="Aptos" w:hAnsi="Aptos" w:eastAsia="Aptos" w:cs="Aptos"/>
           <w:b/>
           <w:bCs/>
           <w:color w:val="000000"/>
@@ -1104,7 +958,6 @@
       </w:r>
       <w:r>
         <w:rPr>
-          <w:rFonts w:ascii="Aptos" w:hAnsi="Aptos" w:eastAsia="Aptos" w:cs="Aptos"/>
           <w:color w:val="000000"/>
           <w:sz w:val="24"/>
           <w:szCs w:val="24"/>
@@ -1113,7 +966,6 @@
       </w:r>
       <w:r>
         <w:rPr>
-          <w:rFonts w:ascii="Aptos" w:hAnsi="Aptos" w:eastAsia="Aptos" w:cs="Aptos"/>
           <w:color w:val="000000"/>
           <w:sz w:val="24"/>
           <w:szCs w:val="24"/>
@@ -1122,7 +974,6 @@
       </w:r>
       <w:r>
         <w:rPr>
-          <w:rFonts w:ascii="Aptos" w:hAnsi="Aptos" w:eastAsia="Aptos" w:cs="Aptos"/>
           <w:color w:val="000000"/>
           <w:sz w:val="24"/>
           <w:szCs w:val="24"/>
@@ -1131,7 +982,6 @@
       </w:r>
       <w:r>
         <w:rPr>
-          <w:rFonts w:ascii="Aptos" w:hAnsi="Aptos" w:eastAsia="Aptos" w:cs="Aptos"/>
           <w:color w:val="000000"/>
           <w:sz w:val="24"/>
           <w:szCs w:val="24"/>
@@ -1140,7 +990,6 @@
       </w:r>
       <w:r>
         <w:rPr>
-          <w:rFonts w:ascii="Aptos" w:hAnsi="Aptos" w:eastAsia="Aptos" w:cs="Aptos"/>
           <w:color w:val="000000"/>
           <w:sz w:val="24"/>
           <w:szCs w:val="24"/>
@@ -1160,7 +1009,6 @@
       </w:pPr>
       <w:r>
         <w:rPr>
-          <w:rFonts w:ascii="Aptos" w:hAnsi="Aptos" w:eastAsia="Aptos" w:cs="Aptos"/>
           <w:b/>
           <w:bCs/>
           <w:color w:val="000000"/>
@@ -1171,7 +1019,6 @@
       </w:r>
       <w:r>
         <w:rPr>
-          <w:rFonts w:ascii="Aptos" w:hAnsi="Aptos" w:eastAsia="Aptos" w:cs="Aptos"/>
           <w:color w:val="000000"/>
           <w:sz w:val="24"/>
           <w:szCs w:val="24"/>
@@ -1180,7 +1027,6 @@
       </w:r>
       <w:r>
         <w:rPr>
-          <w:rFonts w:ascii="Aptos" w:hAnsi="Aptos" w:eastAsia="Aptos" w:cs="Aptos"/>
           <w:color w:val="000000"/>
           <w:sz w:val="24"/>
           <w:szCs w:val="24"/>
@@ -1189,7 +1035,6 @@
       </w:r>
       <w:r>
         <w:rPr>
-          <w:rFonts w:ascii="Aptos" w:hAnsi="Aptos" w:eastAsia="Aptos" w:cs="Aptos"/>
           <w:color w:val="000000"/>
           <w:sz w:val="24"/>
           <w:szCs w:val="24"/>
@@ -1198,7 +1043,6 @@
       </w:r>
       <w:r>
         <w:rPr>
-          <w:rFonts w:ascii="Aptos" w:hAnsi="Aptos" w:eastAsia="Aptos" w:cs="Aptos"/>
           <w:color w:val="000000"/>
           <w:sz w:val="24"/>
           <w:szCs w:val="24"/>
@@ -1207,7 +1051,6 @@
       </w:r>
       <w:r>
         <w:rPr>
-          <w:rFonts w:ascii="Aptos" w:hAnsi="Aptos" w:eastAsia="Aptos" w:cs="Aptos"/>
           <w:color w:val="000000"/>
           <w:sz w:val="24"/>
           <w:szCs w:val="24"/>
@@ -1216,7 +1059,6 @@
       </w:r>
       <w:r>
         <w:rPr>
-          <w:rFonts w:ascii="Aptos" w:hAnsi="Aptos" w:eastAsia="Aptos" w:cs="Aptos"/>
           <w:color w:val="000000"/>
           <w:sz w:val="24"/>
           <w:szCs w:val="24"/>
@@ -1225,7 +1067,6 @@
       </w:r>
       <w:r>
         <w:rPr>
-          <w:rFonts w:ascii="Aptos" w:hAnsi="Aptos" w:eastAsia="Aptos" w:cs="Aptos"/>
           <w:color w:val="000000"/>
           <w:sz w:val="24"/>
           <w:szCs w:val="24"/>
@@ -1234,7 +1075,6 @@
       </w:r>
       <w:r>
         <w:rPr>
-          <w:rFonts w:ascii="Aptos" w:hAnsi="Aptos" w:eastAsia="Aptos" w:cs="Aptos"/>
           <w:color w:val="000000"/>
           <w:sz w:val="24"/>
           <w:szCs w:val="24"/>
@@ -1243,7 +1083,6 @@
       </w:r>
       <w:r>
         <w:rPr>
-          <w:rFonts w:ascii="Aptos" w:hAnsi="Aptos" w:eastAsia="Aptos" w:cs="Aptos"/>
           <w:color w:val="000000"/>
           <w:sz w:val="24"/>
           <w:szCs w:val="24"/>
@@ -1252,7 +1091,6 @@
       </w:r>
       <w:r>
         <w:rPr>
-          <w:rFonts w:ascii="Aptos" w:hAnsi="Aptos" w:eastAsia="Aptos" w:cs="Aptos"/>
           <w:color w:val="000000"/>
           <w:sz w:val="24"/>
           <w:szCs w:val="24"/>
@@ -1261,7 +1099,6 @@
       </w:r>
       <w:r>
         <w:rPr>
-          <w:rFonts w:ascii="Aptos" w:hAnsi="Aptos" w:eastAsia="Aptos" w:cs="Aptos"/>
           <w:color w:val="000000"/>
           <w:sz w:val="24"/>
           <w:szCs w:val="24"/>
@@ -1270,17 +1107,15 @@
       </w:r>
       <w:r>
         <w:rPr>
-          <w:rFonts w:ascii="Aptos" w:hAnsi="Aptos" w:eastAsia="Aptos" w:cs="Aptos"/>
           <w:color w:val="000000"/>
           <w:sz w:val="24"/>
           <w:szCs w:val="24"/>
         </w:rPr>
         <w:t>—</w:t>
       </w:r>
-      <w:bookmarkStart w:id="30" w:name="_Hlk50014953"/>
-      <w:r>
-        <w:rPr>
-          <w:rFonts w:ascii="Aptos" w:hAnsi="Aptos" w:eastAsia="Aptos" w:cs="Aptos"/>
+      <w:bookmarkStart w:id="0" w:name="_Hlk50014953"/>
+      <w:r>
+        <w:rPr>
           <w:color w:val="000000"/>
           <w:sz w:val="24"/>
           <w:szCs w:val="24"/>
@@ -1289,7 +1124,6 @@
       </w:r>
       <w:r>
         <w:rPr>
-          <w:rFonts w:ascii="Aptos" w:hAnsi="Aptos" w:eastAsia="Aptos" w:cs="Aptos"/>
           <w:color w:val="000000"/>
           <w:sz w:val="24"/>
           <w:szCs w:val="24"/>
@@ -1298,34 +1132,21 @@
       </w:r>
       <w:r>
         <w:rPr>
-          <w:rFonts w:ascii="Aptos" w:hAnsi="Aptos" w:eastAsia="Aptos" w:cs="Aptos"/>
           <w:color w:val="000000"/>
           <w:sz w:val="24"/>
           <w:szCs w:val="24"/>
         </w:rPr>
         <w:t>fracture is in line and does not produce movement, swelling, or deformity</w:t>
       </w:r>
-      <w:bookmarkEnd w:id="30"/>
-      <w:r>
-        <w:rPr>
-          <w:rFonts w:ascii="Aptos" w:hAnsi="Aptos" w:eastAsia="Aptos" w:cs="Aptos"/>
+      <w:bookmarkEnd w:id="0"/>
+      <w:r>
+        <w:rPr>
           <w:color w:val="000000"/>
           <w:sz w:val="24"/>
           <w:szCs w:val="24"/>
         </w:rPr>
         <w:t>.</w:t>
       </w:r>
-      <w:del w:id="31" w:author="Anna Seaman" w:date="2026-08-12T13:13:00Z" w16du:dateUtc="2026-08-12T18:13:00Z">
-        <w:r>
-          <w:rPr>
-            <w:rFonts w:ascii="Times New Roman" w:hAnsi="Times New Roman"/>
-            <w:color w:val="000000"/>
-            <w:sz w:val="24"/>
-            <w:szCs w:val="24"/>
-          </w:rPr>
-          <w:delText xml:space="preserve"> </w:delText>
-        </w:r>
-      </w:del>
     </w:p>
     <w:p>
       <w:pPr>
@@ -1339,7 +1160,6 @@
       </w:pPr>
       <w:r>
         <w:rPr>
-          <w:rFonts w:ascii="Aptos" w:hAnsi="Aptos" w:eastAsia="Aptos" w:cs="Aptos"/>
           <w:color w:val="000000"/>
           <w:sz w:val="24"/>
           <w:szCs w:val="24"/>
@@ -1359,7 +1179,6 @@
       </w:pPr>
       <w:r>
         <w:rPr>
-          <w:rFonts w:ascii="Aptos" w:hAnsi="Aptos" w:eastAsia="Aptos" w:cs="Aptos"/>
           <w:color w:val="000000"/>
           <w:sz w:val="24"/>
           <w:szCs w:val="24"/>
@@ -1368,7 +1187,6 @@
       </w:r>
       <w:r>
         <w:rPr>
-          <w:rFonts w:ascii="Aptos" w:hAnsi="Aptos" w:eastAsia="Aptos" w:cs="Aptos"/>
           <w:color w:val="000000"/>
           <w:sz w:val="24"/>
           <w:szCs w:val="24"/>
@@ -1377,7 +1195,6 @@
       </w:r>
       <w:r>
         <w:rPr>
-          <w:rFonts w:ascii="Aptos" w:hAnsi="Aptos" w:eastAsia="Aptos" w:cs="Aptos"/>
           <w:color w:val="000000"/>
           <w:sz w:val="24"/>
           <w:szCs w:val="24"/>
@@ -1386,7 +1203,6 @@
       </w:r>
       <w:r>
         <w:rPr>
-          <w:rFonts w:ascii="Aptos" w:hAnsi="Aptos" w:eastAsia="Aptos" w:cs="Aptos"/>
           <w:color w:val="000000"/>
           <w:sz w:val="24"/>
           <w:szCs w:val="24"/>
@@ -1395,7 +1211,6 @@
       </w:r>
       <w:r>
         <w:rPr>
-          <w:rFonts w:ascii="Aptos" w:hAnsi="Aptos" w:eastAsia="Aptos" w:cs="Aptos"/>
           <w:color w:val="000000"/>
           <w:sz w:val="24"/>
           <w:szCs w:val="24"/>
@@ -1404,7 +1219,6 @@
       </w:r>
       <w:r>
         <w:rPr>
-          <w:rFonts w:ascii="Aptos" w:hAnsi="Aptos" w:eastAsia="Aptos" w:cs="Aptos"/>
           <w:color w:val="000000"/>
           <w:sz w:val="24"/>
           <w:szCs w:val="24"/>
@@ -1413,7 +1227,6 @@
       </w:r>
       <w:r>
         <w:rPr>
-          <w:rFonts w:ascii="Aptos" w:hAnsi="Aptos" w:eastAsia="Aptos" w:cs="Aptos"/>
           <w:color w:val="000000"/>
           <w:sz w:val="24"/>
           <w:szCs w:val="24"/>
@@ -1422,7 +1235,6 @@
       </w:r>
       <w:r>
         <w:rPr>
-          <w:rFonts w:ascii="Aptos" w:hAnsi="Aptos" w:eastAsia="Aptos" w:cs="Aptos"/>
           <w:color w:val="000000"/>
           <w:sz w:val="24"/>
           <w:szCs w:val="24"/>
@@ -1431,7 +1243,6 @@
       </w:r>
       <w:r>
         <w:rPr>
-          <w:rFonts w:ascii="Aptos" w:hAnsi="Aptos" w:eastAsia="Aptos" w:cs="Aptos"/>
           <w:color w:val="000000"/>
           <w:sz w:val="24"/>
           <w:szCs w:val="24"/>
@@ -1441,7 +1252,6 @@
       <w:proofErr w:type="gramStart"/>
       <w:r>
         <w:rPr>
-          <w:rFonts w:ascii="Aptos" w:hAnsi="Aptos" w:eastAsia="Aptos" w:cs="Aptos"/>
           <w:color w:val="000000"/>
           <w:sz w:val="24"/>
           <w:szCs w:val="24"/>
@@ -1451,7 +1261,6 @@
       <w:proofErr w:type="gramEnd"/>
       <w:r>
         <w:rPr>
-          <w:rFonts w:ascii="Aptos" w:hAnsi="Aptos" w:eastAsia="Aptos" w:cs="Aptos"/>
           <w:color w:val="000000"/>
           <w:sz w:val="24"/>
           <w:szCs w:val="24"/>
@@ -1460,7 +1269,6 @@
       </w:r>
       <w:r>
         <w:rPr>
-          <w:rFonts w:ascii="Aptos" w:hAnsi="Aptos" w:eastAsia="Aptos" w:cs="Aptos"/>
           <w:color w:val="000000"/>
           <w:sz w:val="24"/>
           <w:szCs w:val="24"/>
@@ -1469,7 +1277,6 @@
       </w:r>
       <w:r>
         <w:rPr>
-          <w:rFonts w:ascii="Aptos" w:hAnsi="Aptos" w:eastAsia="Aptos" w:cs="Aptos"/>
           <w:color w:val="000000"/>
           <w:sz w:val="24"/>
           <w:szCs w:val="24"/>
@@ -1478,7 +1285,6 @@
       </w:r>
       <w:r>
         <w:rPr>
-          <w:rFonts w:ascii="Aptos" w:hAnsi="Aptos" w:eastAsia="Aptos" w:cs="Aptos"/>
           <w:color w:val="000000"/>
           <w:sz w:val="24"/>
           <w:szCs w:val="24"/>
@@ -1487,7 +1293,6 @@
       </w:r>
       <w:r>
         <w:rPr>
-          <w:rFonts w:ascii="Aptos" w:hAnsi="Aptos" w:eastAsia="Aptos" w:cs="Aptos"/>
           <w:color w:val="000000"/>
           <w:sz w:val="24"/>
           <w:szCs w:val="24"/>
@@ -1496,7 +1301,6 @@
       </w:r>
       <w:r>
         <w:rPr>
-          <w:rFonts w:ascii="Aptos" w:hAnsi="Aptos" w:eastAsia="Aptos" w:cs="Aptos"/>
           <w:color w:val="000000"/>
           <w:sz w:val="24"/>
           <w:szCs w:val="24"/>
@@ -1505,7 +1309,6 @@
       </w:r>
       <w:r>
         <w:rPr>
-          <w:rFonts w:ascii="Aptos" w:hAnsi="Aptos" w:eastAsia="Aptos" w:cs="Aptos"/>
           <w:color w:val="000000"/>
           <w:sz w:val="24"/>
           <w:szCs w:val="24"/>
@@ -1514,7 +1317,6 @@
       </w:r>
       <w:r>
         <w:rPr>
-          <w:rFonts w:ascii="Aptos" w:hAnsi="Aptos" w:eastAsia="Aptos" w:cs="Aptos"/>
           <w:color w:val="000000"/>
           <w:sz w:val="24"/>
           <w:szCs w:val="24"/>
@@ -1523,7 +1325,6 @@
       </w:r>
       <w:r>
         <w:rPr>
-          <w:rFonts w:ascii="Aptos" w:hAnsi="Aptos" w:eastAsia="Aptos" w:cs="Aptos"/>
           <w:color w:val="000000"/>
           <w:sz w:val="24"/>
           <w:szCs w:val="24"/>
@@ -1532,7 +1333,6 @@
       </w:r>
       <w:r>
         <w:rPr>
-          <w:rFonts w:ascii="Aptos" w:hAnsi="Aptos" w:eastAsia="Aptos" w:cs="Aptos"/>
           <w:color w:val="000000"/>
           <w:sz w:val="24"/>
           <w:szCs w:val="24"/>
@@ -1541,7 +1341,6 @@
       </w:r>
       <w:r>
         <w:rPr>
-          <w:rFonts w:ascii="Aptos" w:hAnsi="Aptos" w:eastAsia="Aptos" w:cs="Aptos"/>
           <w:color w:val="000000"/>
           <w:sz w:val="24"/>
           <w:szCs w:val="24"/>
@@ -1550,7 +1349,6 @@
       </w:r>
       <w:r>
         <w:rPr>
-          <w:rFonts w:ascii="Aptos" w:hAnsi="Aptos" w:eastAsia="Aptos" w:cs="Aptos"/>
           <w:color w:val="000000"/>
           <w:sz w:val="24"/>
           <w:szCs w:val="24"/>
@@ -1559,7 +1357,6 @@
       </w:r>
       <w:r>
         <w:rPr>
-          <w:rFonts w:ascii="Aptos" w:hAnsi="Aptos" w:eastAsia="Aptos" w:cs="Aptos"/>
           <w:color w:val="000000"/>
           <w:sz w:val="24"/>
           <w:szCs w:val="24"/>
@@ -1568,7 +1365,7 @@
       </w:r>
     </w:p>
     <w:sectPr>
-      <w:footerReference w:type="default" r:id="rId12"/>
+      <w:footerReference w:type="default" r:id="rId8"/>
       <w:pgSz w:w="12240" w:h="15840"/>
       <w:pgMar w:top="1440" w:right="1440" w:bottom="1440" w:left="1440" w:header="706" w:footer="706" w:gutter="0"/>
       <w:cols w:space="720"/>
@@ -1579,7 +1376,7 @@
 </file>
 
 <file path=word/endnotes.xml><?xml version="1.0" encoding="utf-8"?>
-<w:endnotes xmlns:wpc="http://schemas.microsoft.com/office/word/2010/wordprocessingCanvas" xmlns:cx="http://schemas.microsoft.com/office/drawing/2014/chartex" xmlns:cx1="http://schemas.microsoft.com/office/drawing/2015/9/8/chartex" xmlns:cx2="http://schemas.microsoft.com/office/drawing/2015/10/21/chartex" xmlns:cx3="http://schemas.microsoft.com/office/drawing/2016/5/9/chartex" xmlns:cx4="http://schemas.microsoft.com/office/drawing/2016/5/10/chartex" xmlns:cx5="http://schemas.microsoft.com/office/drawing/2016/5/11/chartex" xmlns:cx6="http://schemas.microsoft.com/office/drawing/2016/5/12/chartex" xmlns:cx7="http://schemas.microsoft.com/office/drawing/2016/5/13/chartex" xmlns:cx8="http://schemas.microsoft.com/office/drawing/2016/5/14/chartex" xmlns:mc="http://schemas.openxmlformats.org/markup-compatibility/2006" xmlns:aink="http://schemas.microsoft.com/office/drawing/2016/ink" xmlns:am3d="http://schemas.microsoft.com/office/drawing/2017/model3d" xmlns:o="urn:schemas-microsoft-com:office:office" xmlns:oel="http://schemas.microsoft.com/office/2019/extlst" xmlns:r="http://schemas.openxmlformats.org/officeDocument/2006/relationships" xmlns:m="http://schemas.openxmlformats.org/officeDocument/2006/math" xmlns:v="urn:schemas-microsoft-com:vml" xmlns:wp14="http://schemas.microsoft.com/office/word/2010/wordprocessingDrawing" xmlns:wp="http://schemas.openxmlformats.org/drawingml/2006/wordprocessingDrawing" xmlns:w10="urn:schemas-microsoft-com:office:word" xmlns:w="http://schemas.openxmlformats.org/wordprocessingml/2006/main" xmlns:w14="http://schemas.microsoft.com/office/word/2010/wordml" xmlns:w15="http://schemas.microsoft.com/office/word/2012/wordml" xmlns:w16cei="http://schemas.microsoft.com/office/word/2026/wordml/cei" xmlns:w16cex="http://schemas.microsoft.com/office/word/2018/wordml/cex" xmlns:w16cid="http://schemas.microsoft.com/office/word/2016/wordml/cid" xmlns:w16="http://schemas.microsoft.com/office/word/2018/wordml" xmlns:w16du="http://schemas.microsoft.com/office/word/2023/wordml/word16du" xmlns:w16sdtdh="http://schemas.microsoft.com/office/word/2020/wordml/sdtdatahash" xmlns:w16sdtfl="http://schemas.microsoft.com/office/word/2024/wordml/sdtformatlock" xmlns:w16se="http://schemas.microsoft.com/office/word/2015/wordml/symex" xmlns:wpg="http://schemas.microsoft.com/office/word/2010/wordprocessingGroup" xmlns:wpi="http://schemas.microsoft.com/office/word/2010/wordprocessingInk" xmlns:wne="http://schemas.microsoft.com/office/word/2006/wordml" xmlns:wps="http://schemas.microsoft.com/office/word/2010/wordprocessingShape" mc:Ignorable="w14 w15 w16se w16cid w16 w16cex w16sdtdh w16sdtfl w16du wp14">
+<w:endnotes xmlns:wpc="http://schemas.microsoft.com/office/word/2010/wordprocessingCanvas" xmlns:cx="http://schemas.microsoft.com/office/drawing/2014/chartex" xmlns:cx1="http://schemas.microsoft.com/office/drawing/2015/9/8/chartex" xmlns:cx2="http://schemas.microsoft.com/office/drawing/2015/10/21/chartex" xmlns:cx3="http://schemas.microsoft.com/office/drawing/2016/5/9/chartex" xmlns:cx4="http://schemas.microsoft.com/office/drawing/2016/5/10/chartex" xmlns:cx5="http://schemas.microsoft.com/office/drawing/2016/5/11/chartex" xmlns:cx6="http://schemas.microsoft.com/office/drawing/2016/5/12/chartex" xmlns:cx7="http://schemas.microsoft.com/office/drawing/2016/5/13/chartex" xmlns:cx8="http://schemas.microsoft.com/office/drawing/2016/5/14/chartex" xmlns:mc="http://schemas.openxmlformats.org/markup-compatibility/2006" xmlns:aink="http://schemas.microsoft.com/office/drawing/2016/ink" xmlns:am3d="http://schemas.microsoft.com/office/drawing/2017/model3d" xmlns:o="urn:schemas-microsoft-com:office:office" xmlns:oel="http://schemas.microsoft.com/office/2019/extlst" xmlns:r="http://schemas.openxmlformats.org/officeDocument/2006/relationships" xmlns:m="http://schemas.openxmlformats.org/officeDocument/2006/math" xmlns:v="urn:schemas-microsoft-com:vml" xmlns:wp14="http://schemas.microsoft.com/office/word/2010/wordprocessingDrawing" xmlns:wp="http://schemas.openxmlformats.org/drawingml/2006/wordprocessingDrawing" xmlns:w10="urn:schemas-microsoft-com:office:word" xmlns:w="http://schemas.openxmlformats.org/wordprocessingml/2006/main" xmlns:w14="http://schemas.microsoft.com/office/word/2010/wordml" xmlns:w15="http://schemas.microsoft.com/office/word/2012/wordml" xmlns:w16cex="http://schemas.microsoft.com/office/word/2018/wordml/cex" xmlns:w16cid="http://schemas.microsoft.com/office/word/2016/wordml/cid" xmlns:w16="http://schemas.microsoft.com/office/word/2018/wordml" xmlns:w16du="http://schemas.microsoft.com/office/word/2023/wordml/word16du" xmlns:w16sdtdh="http://schemas.microsoft.com/office/word/2020/wordml/sdtdatahash" xmlns:w16sdtfl="http://schemas.microsoft.com/office/word/2024/wordml/sdtformatlock" xmlns:w16se="http://schemas.microsoft.com/office/word/2015/wordml/symex" xmlns:wpg="http://schemas.microsoft.com/office/word/2010/wordprocessingGroup" xmlns:wpi="http://schemas.microsoft.com/office/word/2010/wordprocessingInk" xmlns:wne="http://schemas.microsoft.com/office/word/2006/wordml" xmlns:wps="http://schemas.microsoft.com/office/word/2010/wordprocessingShape" mc:Ignorable="w14 w15 w16se w16cid w16 w16cex w16sdtdh w16sdtfl w16du wp14">
   <w:endnote w:type="separator" w:id="-1">
     <w:p>
       <w:pPr>
@@ -1604,22 +1401,19 @@
 </file>
 
 <file path=word/footer1.xml><?xml version="1.0" encoding="utf-8"?>
-<w:ftr xmlns:m="http://schemas.openxmlformats.org/officeDocument/2006/math" xmlns:mc="http://schemas.openxmlformats.org/markup-compatibility/2006" xmlns:mo="http://schemas.microsoft.com/office/mac/office/2008/main" xmlns:mv="urn:schemas-microsoft-com:mac:vml" xmlns:o="urn:schemas-microsoft-com:office:office" xmlns:r="http://schemas.openxmlformats.org/officeDocument/2006/relationships" xmlns:v="urn:schemas-microsoft-com:vml" xmlns:w10="urn:schemas-microsoft-com:office:word" xmlns:w14="http://schemas.microsoft.com/office/word/2010/wordml" xmlns:w="http://schemas.openxmlformats.org/wordprocessingml/2006/main" xmlns:wne="http://schemas.microsoft.com/office/word/2006/wordml" xmlns:wp14="http://schemas.microsoft.com/office/word/2010/wordprocessingDrawing" xmlns:wp="http://schemas.openxmlformats.org/drawingml/2006/wordprocessingDrawing" xmlns:wpc="http://schemas.microsoft.com/office/word/2010/wordprocessingCanvas" xmlns:wpg="http://schemas.microsoft.com/office/word/2010/wordprocessingGroup" xmlns:wpi="http://schemas.microsoft.com/office/word/2010/wordprocessingInk" xmlns:wps="http://schemas.microsoft.com/office/word/2010/wordprocessingShape" mc:Ignorable="w14 wp14">
+<w:ftr xmlns:wpc="http://schemas.microsoft.com/office/word/2010/wordprocessingCanvas" xmlns:cx="http://schemas.microsoft.com/office/drawing/2014/chartex" xmlns:cx1="http://schemas.microsoft.com/office/drawing/2015/9/8/chartex" xmlns:cx2="http://schemas.microsoft.com/office/drawing/2015/10/21/chartex" xmlns:cx3="http://schemas.microsoft.com/office/drawing/2016/5/9/chartex" xmlns:cx4="http://schemas.microsoft.com/office/drawing/2016/5/10/chartex" xmlns:cx5="http://schemas.microsoft.com/office/drawing/2016/5/11/chartex" xmlns:cx6="http://schemas.microsoft.com/office/drawing/2016/5/12/chartex" xmlns:cx7="http://schemas.microsoft.com/office/drawing/2016/5/13/chartex" xmlns:cx8="http://schemas.microsoft.com/office/drawing/2016/5/14/chartex" xmlns:mc="http://schemas.openxmlformats.org/markup-compatibility/2006" xmlns:aink="http://schemas.microsoft.com/office/drawing/2016/ink" xmlns:am3d="http://schemas.microsoft.com/office/drawing/2017/model3d" xmlns:o="urn:schemas-microsoft-com:office:office" xmlns:oel="http://schemas.microsoft.com/office/2019/extlst" xmlns:r="http://schemas.openxmlformats.org/officeDocument/2006/relationships" xmlns:m="http://schemas.openxmlformats.org/officeDocument/2006/math" xmlns:v="urn:schemas-microsoft-com:vml" xmlns:wp14="http://schemas.microsoft.com/office/word/2010/wordprocessingDrawing" xmlns:wp="http://schemas.openxmlformats.org/drawingml/2006/wordprocessingDrawing" xmlns:w10="urn:schemas-microsoft-com:office:word" xmlns:w="http://schemas.openxmlformats.org/wordprocessingml/2006/main" xmlns:w14="http://schemas.microsoft.com/office/word/2010/wordml" xmlns:w15="http://schemas.microsoft.com/office/word/2012/wordml" xmlns:w16cex="http://schemas.microsoft.com/office/word/2018/wordml/cex" xmlns:w16cid="http://schemas.microsoft.com/office/word/2016/wordml/cid" xmlns:w16="http://schemas.microsoft.com/office/word/2018/wordml" xmlns:w16du="http://schemas.microsoft.com/office/word/2023/wordml/word16du" xmlns:w16sdtdh="http://schemas.microsoft.com/office/word/2020/wordml/sdtdatahash" xmlns:w16sdtfl="http://schemas.microsoft.com/office/word/2024/wordml/sdtformatlock" xmlns:w16se="http://schemas.microsoft.com/office/word/2015/wordml/symex" xmlns:wpg="http://schemas.microsoft.com/office/word/2010/wordprocessingGroup" xmlns:wpi="http://schemas.microsoft.com/office/word/2010/wordprocessingInk" xmlns:wne="http://schemas.microsoft.com/office/word/2006/wordml" xmlns:wps="http://schemas.microsoft.com/office/word/2010/wordprocessingShape" mc:Ignorable="w14 w15 w16se w16cid w16 w16cex w16sdtdh w16sdtfl w16du wp14">
   <w:p>
     <w:pPr>
-      <w:spacing w:line="240" w:lineRule="auto" w:before="0" w:after="0"/>
-      <w:jc w:val="left"/>
+      <w:spacing w:after="0" w:line="240" w:lineRule="auto"/>
     </w:pPr>
     <w:r>
       <w:rPr>
-        <w:rFonts w:ascii="Aptos" w:hAnsi="Aptos" w:eastAsia="Aptos" w:cs="Aptos"/>
         <w:sz w:val="18"/>
       </w:rPr>
       <w:t xml:space="preserve">From J.M. Larson and H.L. Stedge, </w:t>
     </w:r>
     <w:r>
       <w:rPr>
-        <w:rFonts w:ascii="Aptos" w:hAnsi="Aptos" w:eastAsia="Aptos" w:cs="Aptos"/>
         <w:i/>
         <w:sz w:val="18"/>
       </w:rPr>
@@ -1627,7 +1421,6 @@
     </w:r>
     <w:r>
       <w:rPr>
-        <w:rFonts w:ascii="Aptos" w:hAnsi="Aptos" w:eastAsia="Aptos" w:cs="Aptos"/>
         <w:sz w:val="18"/>
       </w:rPr>
       <w:t xml:space="preserve"> (Human Kinetics, 2027).</w:t>
@@ -1637,7 +1430,7 @@
 </file>
 
 <file path=word/footnotes.xml><?xml version="1.0" encoding="utf-8"?>
-<w:footnotes xmlns:wpc="http://schemas.microsoft.com/office/word/2010/wordprocessingCanvas" xmlns:cx="http://schemas.microsoft.com/office/drawing/2014/chartex" xmlns:cx1="http://schemas.microsoft.com/office/drawing/2015/9/8/chartex" xmlns:cx2="http://schemas.microsoft.com/office/drawing/2015/10/21/chartex" xmlns:cx3="http://schemas.microsoft.com/office/drawing/2016/5/9/chartex" xmlns:cx4="http://schemas.microsoft.com/office/drawing/2016/5/10/chartex" xmlns:cx5="http://schemas.microsoft.com/office/drawing/2016/5/11/chartex" xmlns:cx6="http://schemas.microsoft.com/office/drawing/2016/5/12/chartex" xmlns:cx7="http://schemas.microsoft.com/office/drawing/2016/5/13/chartex" xmlns:cx8="http://schemas.microsoft.com/office/drawing/2016/5/14/chartex" xmlns:mc="http://schemas.openxmlformats.org/markup-compatibility/2006" xmlns:aink="http://schemas.microsoft.com/office/drawing/2016/ink" xmlns:am3d="http://schemas.microsoft.com/office/drawing/2017/model3d" xmlns:o="urn:schemas-microsoft-com:office:office" xmlns:oel="http://schemas.microsoft.com/office/2019/extlst" xmlns:r="http://schemas.openxmlformats.org/officeDocument/2006/relationships" xmlns:m="http://schemas.openxmlformats.org/officeDocument/2006/math" xmlns:v="urn:schemas-microsoft-com:vml" xmlns:wp14="http://schemas.microsoft.com/office/word/2010/wordprocessingDrawing" xmlns:wp="http://schemas.openxmlformats.org/drawingml/2006/wordprocessingDrawing" xmlns:w10="urn:schemas-microsoft-com:office:word" xmlns:w="http://schemas.openxmlformats.org/wordprocessingml/2006/main" xmlns:w14="http://schemas.microsoft.com/office/word/2010/wordml" xmlns:w15="http://schemas.microsoft.com/office/word/2012/wordml" xmlns:w16cei="http://schemas.microsoft.com/office/word/2026/wordml/cei" xmlns:w16cex="http://schemas.microsoft.com/office/word/2018/wordml/cex" xmlns:w16cid="http://schemas.microsoft.com/office/word/2016/wordml/cid" xmlns:w16="http://schemas.microsoft.com/office/word/2018/wordml" xmlns:w16du="http://schemas.microsoft.com/office/word/2023/wordml/word16du" xmlns:w16sdtdh="http://schemas.microsoft.com/office/word/2020/wordml/sdtdatahash" xmlns:w16sdtfl="http://schemas.microsoft.com/office/word/2024/wordml/sdtformatlock" xmlns:w16se="http://schemas.microsoft.com/office/word/2015/wordml/symex" xmlns:wpg="http://schemas.microsoft.com/office/word/2010/wordprocessingGroup" xmlns:wpi="http://schemas.microsoft.com/office/word/2010/wordprocessingInk" xmlns:wne="http://schemas.microsoft.com/office/word/2006/wordml" xmlns:wps="http://schemas.microsoft.com/office/word/2010/wordprocessingShape" mc:Ignorable="w14 w15 w16se w16cid w16 w16cex w16sdtdh w16sdtfl w16du wp14">
+<w:footnotes xmlns:wpc="http://schemas.microsoft.com/office/word/2010/wordprocessingCanvas" xmlns:cx="http://schemas.microsoft.com/office/drawing/2014/chartex" xmlns:cx1="http://schemas.microsoft.com/office/drawing/2015/9/8/chartex" xmlns:cx2="http://schemas.microsoft.com/office/drawing/2015/10/21/chartex" xmlns:cx3="http://schemas.microsoft.com/office/drawing/2016/5/9/chartex" xmlns:cx4="http://schemas.microsoft.com/office/drawing/2016/5/10/chartex" xmlns:cx5="http://schemas.microsoft.com/office/drawing/2016/5/11/chartex" xmlns:cx6="http://schemas.microsoft.com/office/drawing/2016/5/12/chartex" xmlns:cx7="http://schemas.microsoft.com/office/drawing/2016/5/13/chartex" xmlns:cx8="http://schemas.microsoft.com/office/drawing/2016/5/14/chartex" xmlns:mc="http://schemas.openxmlformats.org/markup-compatibility/2006" xmlns:aink="http://schemas.microsoft.com/office/drawing/2016/ink" xmlns:am3d="http://schemas.microsoft.com/office/drawing/2017/model3d" xmlns:o="urn:schemas-microsoft-com:office:office" xmlns:oel="http://schemas.microsoft.com/office/2019/extlst" xmlns:r="http://schemas.openxmlformats.org/officeDocument/2006/relationships" xmlns:m="http://schemas.openxmlformats.org/officeDocument/2006/math" xmlns:v="urn:schemas-microsoft-com:vml" xmlns:wp14="http://schemas.microsoft.com/office/word/2010/wordprocessingDrawing" xmlns:wp="http://schemas.openxmlformats.org/drawingml/2006/wordprocessingDrawing" xmlns:w10="urn:schemas-microsoft-com:office:word" xmlns:w="http://schemas.openxmlformats.org/wordprocessingml/2006/main" xmlns:w14="http://schemas.microsoft.com/office/word/2010/wordml" xmlns:w15="http://schemas.microsoft.com/office/word/2012/wordml" xmlns:w16cex="http://schemas.microsoft.com/office/word/2018/wordml/cex" xmlns:w16cid="http://schemas.microsoft.com/office/word/2016/wordml/cid" xmlns:w16="http://schemas.microsoft.com/office/word/2018/wordml" xmlns:w16du="http://schemas.microsoft.com/office/word/2023/wordml/word16du" xmlns:w16sdtdh="http://schemas.microsoft.com/office/word/2020/wordml/sdtdatahash" xmlns:w16sdtfl="http://schemas.microsoft.com/office/word/2024/wordml/sdtformatlock" xmlns:w16se="http://schemas.microsoft.com/office/word/2015/wordml/symex" xmlns:wpg="http://schemas.microsoft.com/office/word/2010/wordprocessingGroup" xmlns:wpi="http://schemas.microsoft.com/office/word/2010/wordprocessingInk" xmlns:wne="http://schemas.microsoft.com/office/word/2006/wordml" xmlns:wps="http://schemas.microsoft.com/office/word/2010/wordprocessingShape" mc:Ignorable="w14 w15 w16se w16cid w16 w16cex w16sdtdh w16sdtfl w16du wp14">
   <w:footnote w:type="separator" w:id="-1">
     <w:p>
       <w:pPr>
@@ -1662,7 +1455,7 @@
 </file>
 
 <file path=word/numbering.xml><?xml version="1.0" encoding="utf-8"?>
-<w:numbering xmlns:wpc="http://schemas.microsoft.com/office/word/2010/wordprocessingCanvas" xmlns:cx="http://schemas.microsoft.com/office/drawing/2014/chartex" xmlns:cx1="http://schemas.microsoft.com/office/drawing/2015/9/8/chartex" xmlns:cx2="http://schemas.microsoft.com/office/drawing/2015/10/21/chartex" xmlns:cx3="http://schemas.microsoft.com/office/drawing/2016/5/9/chartex" xmlns:cx4="http://schemas.microsoft.com/office/drawing/2016/5/10/chartex" xmlns:cx5="http://schemas.microsoft.com/office/drawing/2016/5/11/chartex" xmlns:cx6="http://schemas.microsoft.com/office/drawing/2016/5/12/chartex" xmlns:cx7="http://schemas.microsoft.com/office/drawing/2016/5/13/chartex" xmlns:cx8="http://schemas.microsoft.com/office/drawing/2016/5/14/chartex" xmlns:mc="http://schemas.openxmlformats.org/markup-compatibility/2006" xmlns:aink="http://schemas.microsoft.com/office/drawing/2016/ink" xmlns:am3d="http://schemas.microsoft.com/office/drawing/2017/model3d" xmlns:o="urn:schemas-microsoft-com:office:office" xmlns:oel="http://schemas.microsoft.com/office/2019/extlst" xmlns:r="http://schemas.openxmlformats.org/officeDocument/2006/relationships" xmlns:m="http://schemas.openxmlformats.org/officeDocument/2006/math" xmlns:v="urn:schemas-microsoft-com:vml" xmlns:wp14="http://schemas.microsoft.com/office/word/2010/wordprocessingDrawing" xmlns:wp="http://schemas.openxmlformats.org/drawingml/2006/wordprocessingDrawing" xmlns:w10="urn:schemas-microsoft-com:office:word" xmlns:w="http://schemas.openxmlformats.org/wordprocessingml/2006/main" xmlns:w14="http://schemas.microsoft.com/office/word/2010/wordml" xmlns:w15="http://schemas.microsoft.com/office/word/2012/wordml" xmlns:w16cei="http://schemas.microsoft.com/office/word/2026/wordml/cei" xmlns:w16cex="http://schemas.microsoft.com/office/word/2018/wordml/cex" xmlns:w16cid="http://schemas.microsoft.com/office/word/2016/wordml/cid" xmlns:w16="http://schemas.microsoft.com/office/word/2018/wordml" xmlns:w16du="http://schemas.microsoft.com/office/word/2023/wordml/word16du" xmlns:w16sdtdh="http://schemas.microsoft.com/office/word/2020/wordml/sdtdatahash" xmlns:w16sdtfl="http://schemas.microsoft.com/office/word/2024/wordml/sdtformatlock" xmlns:w16se="http://schemas.microsoft.com/office/word/2015/wordml/symex" xmlns:wpg="http://schemas.microsoft.com/office/word/2010/wordprocessingGroup" xmlns:wpi="http://schemas.microsoft.com/office/word/2010/wordprocessingInk" xmlns:wne="http://schemas.microsoft.com/office/word/2006/wordml" xmlns:wps="http://schemas.microsoft.com/office/word/2010/wordprocessingShape" mc:Ignorable="w14 w15 w16se w16cid w16 w16cex w16sdtdh w16sdtfl w16du wp14">
+<w:numbering xmlns:wpc="http://schemas.microsoft.com/office/word/2010/wordprocessingCanvas" xmlns:cx="http://schemas.microsoft.com/office/drawing/2014/chartex" xmlns:cx1="http://schemas.microsoft.com/office/drawing/2015/9/8/chartex" xmlns:cx2="http://schemas.microsoft.com/office/drawing/2015/10/21/chartex" xmlns:cx3="http://schemas.microsoft.com/office/drawing/2016/5/9/chartex" xmlns:cx4="http://schemas.microsoft.com/office/drawing/2016/5/10/chartex" xmlns:cx5="http://schemas.microsoft.com/office/drawing/2016/5/11/chartex" xmlns:cx6="http://schemas.microsoft.com/office/drawing/2016/5/12/chartex" xmlns:cx7="http://schemas.microsoft.com/office/drawing/2016/5/13/chartex" xmlns:cx8="http://schemas.microsoft.com/office/drawing/2016/5/14/chartex" xmlns:mc="http://schemas.openxmlformats.org/markup-compatibility/2006" xmlns:aink="http://schemas.microsoft.com/office/drawing/2016/ink" xmlns:am3d="http://schemas.microsoft.com/office/drawing/2017/model3d" xmlns:o="urn:schemas-microsoft-com:office:office" xmlns:oel="http://schemas.microsoft.com/office/2019/extlst" xmlns:r="http://schemas.openxmlformats.org/officeDocument/2006/relationships" xmlns:m="http://schemas.openxmlformats.org/officeDocument/2006/math" xmlns:v="urn:schemas-microsoft-com:vml" xmlns:wp14="http://schemas.microsoft.com/office/word/2010/wordprocessingDrawing" xmlns:wp="http://schemas.openxmlformats.org/drawingml/2006/wordprocessingDrawing" xmlns:w10="urn:schemas-microsoft-com:office:word" xmlns:w="http://schemas.openxmlformats.org/wordprocessingml/2006/main" xmlns:w14="http://schemas.microsoft.com/office/word/2010/wordml" xmlns:w15="http://schemas.microsoft.com/office/word/2012/wordml" xmlns:w16cex="http://schemas.microsoft.com/office/word/2018/wordml/cex" xmlns:w16cid="http://schemas.microsoft.com/office/word/2016/wordml/cid" xmlns:w16="http://schemas.microsoft.com/office/word/2018/wordml" xmlns:w16du="http://schemas.microsoft.com/office/word/2023/wordml/word16du" xmlns:w16sdtdh="http://schemas.microsoft.com/office/word/2020/wordml/sdtdatahash" xmlns:w16sdtfl="http://schemas.microsoft.com/office/word/2024/wordml/sdtformatlock" xmlns:w16se="http://schemas.microsoft.com/office/word/2015/wordml/symex" xmlns:wpg="http://schemas.microsoft.com/office/word/2010/wordprocessingGroup" xmlns:wpi="http://schemas.microsoft.com/office/word/2010/wordprocessingInk" xmlns:wne="http://schemas.microsoft.com/office/word/2006/wordml" xmlns:wps="http://schemas.microsoft.com/office/word/2010/wordprocessingShape" mc:Ignorable="w14 w15 w16se w16cid w16 w16cex w16sdtdh w16sdtfl w16du wp14">
   <w:abstractNum w:abstractNumId="0" w15:restartNumberingAfterBreak="0">
     <w:nsid w:val="83A8C409"/>
     <w:multiLevelType w:val="hybridMultilevel"/>
@@ -4589,14 +4382,6 @@
     <w:abstractNumId w:val="8"/>
   </w:num>
 </w:numbering>
-</file>
-
-<file path=word/people.xml><?xml version="1.0" encoding="utf-8"?>
-<w15:people xmlns:wpc="http://schemas.microsoft.com/office/word/2010/wordprocessingCanvas" xmlns:cx="http://schemas.microsoft.com/office/drawing/2014/chartex" xmlns:cx1="http://schemas.microsoft.com/office/drawing/2015/9/8/chartex" xmlns:cx2="http://schemas.microsoft.com/office/drawing/2015/10/21/chartex" xmlns:cx3="http://schemas.microsoft.com/office/drawing/2016/5/9/chartex" xmlns:cx4="http://schemas.microsoft.com/office/drawing/2016/5/10/chartex" xmlns:cx5="http://schemas.microsoft.com/office/drawing/2016/5/11/chartex" xmlns:cx6="http://schemas.microsoft.com/office/drawing/2016/5/12/chartex" xmlns:cx7="http://schemas.microsoft.com/office/drawing/2016/5/13/chartex" xmlns:cx8="http://schemas.microsoft.com/office/drawing/2016/5/14/chartex" xmlns:mc="http://schemas.openxmlformats.org/markup-compatibility/2006" xmlns:aink="http://schemas.microsoft.com/office/drawing/2016/ink" xmlns:am3d="http://schemas.microsoft.com/office/drawing/2017/model3d" xmlns:o="urn:schemas-microsoft-com:office:office" xmlns:oel="http://schemas.microsoft.com/office/2019/extlst" xmlns:r="http://schemas.openxmlformats.org/officeDocument/2006/relationships" xmlns:m="http://schemas.openxmlformats.org/officeDocument/2006/math" xmlns:v="urn:schemas-microsoft-com:vml" xmlns:wp14="http://schemas.microsoft.com/office/word/2010/wordprocessingDrawing" xmlns:wp="http://schemas.openxmlformats.org/drawingml/2006/wordprocessingDrawing" xmlns:w10="urn:schemas-microsoft-com:office:word" xmlns:w="http://schemas.openxmlformats.org/wordprocessingml/2006/main" xmlns:w14="http://schemas.microsoft.com/office/word/2010/wordml" xmlns:w15="http://schemas.microsoft.com/office/word/2012/wordml" xmlns:w16cei="http://schemas.microsoft.com/office/word/2026/wordml/cei" xmlns:w16cex="http://schemas.microsoft.com/office/word/2018/wordml/cex" xmlns:w16cid="http://schemas.microsoft.com/office/word/2016/wordml/cid" xmlns:w16="http://schemas.microsoft.com/office/word/2018/wordml" xmlns:w16du="http://schemas.microsoft.com/office/word/2023/wordml/word16du" xmlns:w16sdtdh="http://schemas.microsoft.com/office/word/2020/wordml/sdtdatahash" xmlns:w16sdtfl="http://schemas.microsoft.com/office/word/2024/wordml/sdtformatlock" xmlns:w16se="http://schemas.microsoft.com/office/word/2015/wordml/symex" xmlns:wpg="http://schemas.microsoft.com/office/word/2010/wordprocessingGroup" xmlns:wpi="http://schemas.microsoft.com/office/word/2010/wordprocessingInk" xmlns:wne="http://schemas.microsoft.com/office/word/2006/wordml" xmlns:wps="http://schemas.microsoft.com/office/word/2010/wordprocessingShape" mc:Ignorable="w14 w15 w16se w16cid w16 w16cex w16sdtdh w16sdtfl w16du wp14">
-  <w15:person w15:author="Anna Seaman">
-    <w15:presenceInfo w15:providerId="AD" w15:userId="S::AnnaS@hkusa.com::713ab380-bdda-4997-81d0-fa539102c996"/>
-  </w15:person>
-</w15:people>
 </file>
 
 <file path=word/styles.xml><?xml version="1.0" encoding="utf-8"?>
@@ -4996,7 +4781,7 @@
       <w:spacing w:after="160" w:line="259" w:lineRule="auto"/>
     </w:pPr>
     <w:rPr>
-      <w:rFonts w:ascii="Aptos" w:hAnsi="Aptos" w:eastAsia="Aptos" w:cs="Aptos"/>
+      <w:rFonts w:cs="Aptos"/>
       <w:kern w:val="2"/>
       <w:sz w:val="22"/>
       <w:szCs w:val="22"/>

--- a/assets/downloads/simulation-10/instructions-for-sp-4-athletic-training-clinic-high-school.docx
+++ b/assets/downloads/simulation-10/instructions-for-sp-4-athletic-training-clinic-high-school.docx
@@ -1,6 +1,6 @@
 
 <file path=word/document.xml><?xml version="1.0" encoding="utf-8"?>
-<w:document xmlns:wpc="http://schemas.microsoft.com/office/word/2010/wordprocessingCanvas" xmlns:cx="http://schemas.microsoft.com/office/drawing/2014/chartex" xmlns:cx1="http://schemas.microsoft.com/office/drawing/2015/9/8/chartex" xmlns:cx2="http://schemas.microsoft.com/office/drawing/2015/10/21/chartex" xmlns:cx3="http://schemas.microsoft.com/office/drawing/2016/5/9/chartex" xmlns:cx4="http://schemas.microsoft.com/office/drawing/2016/5/10/chartex" xmlns:cx5="http://schemas.microsoft.com/office/drawing/2016/5/11/chartex" xmlns:cx6="http://schemas.microsoft.com/office/drawing/2016/5/12/chartex" xmlns:cx7="http://schemas.microsoft.com/office/drawing/2016/5/13/chartex" xmlns:cx8="http://schemas.microsoft.com/office/drawing/2016/5/14/chartex" xmlns:mc="http://schemas.openxmlformats.org/markup-compatibility/2006" xmlns:aink="http://schemas.microsoft.com/office/drawing/2016/ink" xmlns:am3d="http://schemas.microsoft.com/office/drawing/2017/model3d" xmlns:o="urn:schemas-microsoft-com:office:office" xmlns:oel="http://schemas.microsoft.com/office/2019/extlst" xmlns:r="http://schemas.openxmlformats.org/officeDocument/2006/relationships" xmlns:m="http://schemas.openxmlformats.org/officeDocument/2006/math" xmlns:v="urn:schemas-microsoft-com:vml" xmlns:wp14="http://schemas.microsoft.com/office/word/2010/wordprocessingDrawing" xmlns:wp="http://schemas.openxmlformats.org/drawingml/2006/wordprocessingDrawing" xmlns:w10="urn:schemas-microsoft-com:office:word" xmlns:w="http://schemas.openxmlformats.org/wordprocessingml/2006/main" xmlns:w14="http://schemas.microsoft.com/office/word/2010/wordml" xmlns:w15="http://schemas.microsoft.com/office/word/2012/wordml" xmlns:w16cex="http://schemas.microsoft.com/office/word/2018/wordml/cex" xmlns:w16cid="http://schemas.microsoft.com/office/word/2016/wordml/cid" xmlns:w16="http://schemas.microsoft.com/office/word/2018/wordml" xmlns:w16du="http://schemas.microsoft.com/office/word/2023/wordml/word16du" xmlns:w16sdtdh="http://schemas.microsoft.com/office/word/2020/wordml/sdtdatahash" xmlns:w16sdtfl="http://schemas.microsoft.com/office/word/2024/wordml/sdtformatlock" xmlns:w16se="http://schemas.microsoft.com/office/word/2015/wordml/symex" xmlns:wpg="http://schemas.microsoft.com/office/word/2010/wordprocessingGroup" xmlns:wpi="http://schemas.microsoft.com/office/word/2010/wordprocessingInk" xmlns:wne="http://schemas.microsoft.com/office/word/2006/wordml" xmlns:wps="http://schemas.microsoft.com/office/word/2010/wordprocessingShape" mc:Ignorable="w14 w15 w16se w16cid w16 w16cex w16sdtdh w16sdtfl w16du wp14">
+<w:document xmlns:wpc="http://schemas.microsoft.com/office/word/2010/wordprocessingCanvas" xmlns:cx="http://schemas.microsoft.com/office/drawing/2014/chartex" xmlns:cx1="http://schemas.microsoft.com/office/drawing/2015/9/8/chartex" xmlns:cx2="http://schemas.microsoft.com/office/drawing/2015/10/21/chartex" xmlns:cx3="http://schemas.microsoft.com/office/drawing/2016/5/9/chartex" xmlns:cx4="http://schemas.microsoft.com/office/drawing/2016/5/10/chartex" xmlns:cx5="http://schemas.microsoft.com/office/drawing/2016/5/11/chartex" xmlns:cx6="http://schemas.microsoft.com/office/drawing/2016/5/12/chartex" xmlns:cx7="http://schemas.microsoft.com/office/drawing/2016/5/13/chartex" xmlns:cx8="http://schemas.microsoft.com/office/drawing/2016/5/14/chartex" xmlns:mc="http://schemas.openxmlformats.org/markup-compatibility/2006" xmlns:aink="http://schemas.microsoft.com/office/drawing/2016/ink" xmlns:am3d="http://schemas.microsoft.com/office/drawing/2017/model3d" xmlns:o="urn:schemas-microsoft-com:office:office" xmlns:oel="http://schemas.microsoft.com/office/2019/extlst" xmlns:r="http://schemas.openxmlformats.org/officeDocument/2006/relationships" xmlns:m="http://schemas.openxmlformats.org/officeDocument/2006/math" xmlns:v="urn:schemas-microsoft-com:vml" xmlns:wp14="http://schemas.microsoft.com/office/word/2010/wordprocessingDrawing" xmlns:wp="http://schemas.openxmlformats.org/drawingml/2006/wordprocessingDrawing" xmlns:w10="urn:schemas-microsoft-com:office:word" xmlns:w="http://schemas.openxmlformats.org/wordprocessingml/2006/main" xmlns:w14="http://schemas.microsoft.com/office/word/2010/wordml" xmlns:w15="http://schemas.microsoft.com/office/word/2012/wordml" xmlns:w16cei="http://schemas.microsoft.com/office/word/2026/wordml/cei" xmlns:w16cex="http://schemas.microsoft.com/office/word/2018/wordml/cex" xmlns:w16cid="http://schemas.microsoft.com/office/word/2016/wordml/cid" xmlns:w16="http://schemas.microsoft.com/office/word/2018/wordml" xmlns:w16du="http://schemas.microsoft.com/office/word/2023/wordml/word16du" xmlns:w16sdtdh="http://schemas.microsoft.com/office/word/2020/wordml/sdtdatahash" xmlns:w16sdtfl="http://schemas.microsoft.com/office/word/2024/wordml/sdtformatlock" xmlns:w16se="http://schemas.microsoft.com/office/word/2015/wordml/symex" xmlns:wpg="http://schemas.microsoft.com/office/word/2010/wordprocessingGroup" xmlns:wpi="http://schemas.microsoft.com/office/word/2010/wordprocessingInk" xmlns:wne="http://schemas.microsoft.com/office/word/2006/wordml" xmlns:wps="http://schemas.microsoft.com/office/word/2010/wordprocessingShape" mc:Ignorable="w14 w15 w16se w16cid w16 w16cex w16sdtdh w16sdtfl w16du wp14">
   <w:body>
     <w:p>
       <w:pPr>
@@ -15,35 +15,53 @@
       </w:pPr>
       <w:r>
         <w:rPr>
-          <w:rFonts w:ascii="Aptos" w:eastAsia="Aptos" w:hAnsi="Aptos"/>
-          <w:color w:val="000000"/>
+          <w:rFonts w:ascii="Aptos" w:hAnsi="Aptos" w:eastAsia="Aptos" w:cs="Aptos"/>
+          <w:color w:val="000000"/>
+          <w:sz w:val="40"/>
+          <w:szCs w:val="40"/>
+        </w:rPr>
+        <w:t/>
+      </w:r>
+      <w:r>
+        <w:rPr>
+          <w:rFonts w:ascii="Aptos" w:hAnsi="Aptos" w:eastAsia="Aptos" w:cs="Aptos"/>
+          <w:color w:val="000000"/>
+          <w:sz w:val="40"/>
+          <w:szCs w:val="40"/>
         </w:rPr>
         <w:t xml:space="preserve">Instructions for SP </w:t>
       </w:r>
       <w:r>
         <w:rPr>
-          <w:rFonts w:ascii="Aptos" w:eastAsia="Aptos" w:hAnsi="Aptos"/>
-          <w:color w:val="000000"/>
+          <w:rFonts w:ascii="Aptos" w:hAnsi="Aptos" w:eastAsia="Aptos" w:cs="Aptos"/>
+          <w:color w:val="000000"/>
+          <w:sz w:val="40"/>
+          <w:szCs w:val="40"/>
         </w:rPr>
         <w:t>4</w:t>
       </w:r>
       <w:r>
         <w:rPr>
-          <w:rFonts w:ascii="Aptos" w:eastAsia="Aptos" w:hAnsi="Aptos"/>
-          <w:color w:val="000000"/>
+          <w:rFonts w:ascii="Aptos" w:hAnsi="Aptos" w:eastAsia="Aptos" w:cs="Aptos"/>
+          <w:color w:val="000000"/>
+          <w:sz w:val="40"/>
+          <w:szCs w:val="40"/>
         </w:rPr>
         <w:t xml:space="preserve">: </w:t>
       </w:r>
       <w:r>
         <w:rPr>
-          <w:rFonts w:ascii="Aptos" w:eastAsia="Aptos" w:hAnsi="Aptos"/>
-          <w:color w:val="000000"/>
+          <w:rFonts w:ascii="Aptos" w:hAnsi="Aptos" w:eastAsia="Aptos" w:cs="Aptos"/>
+          <w:color w:val="000000"/>
+          <w:sz w:val="40"/>
+          <w:szCs w:val="40"/>
         </w:rPr>
         <w:t>Athletic Training Clinic, High School</w:t>
       </w:r>
     </w:p>
     <w:p>
       <w:pPr>
+        <w:keepNext/>
         <w:spacing w:after="0" w:line="480" w:lineRule="auto"/>
         <w:jc w:val="center"/>
         <w:rPr>
@@ -56,26 +74,22 @@
         </w:rPr>
       </w:pPr>
       <w:r>
-        <w:rPr>
-          <w:noProof/>
-        </w:rPr>
         <w:drawing>
-          <wp:inline distT="0" distB="0" distL="0" distR="0" wp14:anchorId="490B19BA" wp14:editId="49E6BF20">
-            <wp:extent cx="5657850" cy="5934075"/>
-            <wp:effectExtent l="0" t="0" r="0" b="0"/>
-            <wp:docPr id="1" name="Picture 1"/>
+          <wp:inline xmlns:a="http://schemas.openxmlformats.org/drawingml/2006/main" xmlns:pic="http://schemas.openxmlformats.org/drawingml/2006/picture">
+            <wp:extent cx="5231013" cy="5486400"/>
+            <wp:docPr id="1" name="Picture 1" descr="FIGURE 10.2 Representation of bone injured by patient."/>
             <wp:cNvGraphicFramePr>
-              <a:graphicFrameLocks xmlns:a="http://schemas.openxmlformats.org/drawingml/2006/main" noChangeAspect="1"/>
+              <a:graphicFrameLocks noChangeAspect="1"/>
             </wp:cNvGraphicFramePr>
-            <a:graphic xmlns:a="http://schemas.openxmlformats.org/drawingml/2006/main">
+            <a:graphic>
               <a:graphicData uri="http://schemas.openxmlformats.org/drawingml/2006/picture">
-                <pic:pic xmlns:pic="http://schemas.openxmlformats.org/drawingml/2006/picture">
+                <pic:pic>
                   <pic:nvPicPr>
                     <pic:cNvPr id="0" name="fig10_02.png"/>
                     <pic:cNvPicPr/>
                   </pic:nvPicPr>
                   <pic:blipFill>
-                    <a:blip r:embed="rId7"/>
+                    <a:blip r:embed="rId11"/>
                     <a:stretch>
                       <a:fillRect/>
                     </a:stretch>
@@ -83,11 +97,9 @@
                   <pic:spPr>
                     <a:xfrm>
                       <a:off x="0" y="0"/>
-                      <a:ext cx="5657850" cy="5934075"/>
+                      <a:ext cx="5231013" cy="5486400"/>
                     </a:xfrm>
-                    <a:prstGeom prst="rect">
-                      <a:avLst/>
-                    </a:prstGeom>
+                    <a:prstGeom prst="rect"/>
                   </pic:spPr>
                 </pic:pic>
               </a:graphicData>
@@ -98,6 +110,7 @@
     </w:p>
     <w:p>
       <w:pPr>
+        <w:keepNext/>
         <w:spacing w:after="0" w:line="480" w:lineRule="auto"/>
         <w:rPr>
           <w:rFonts w:ascii="Times New Roman" w:hAnsi="Times New Roman"/>
@@ -108,6 +121,16 @@
       </w:pPr>
       <w:r>
         <w:rPr>
+          <w:rFonts w:ascii="Aptos" w:hAnsi="Aptos" w:eastAsia="Aptos" w:cs="Aptos"/>
+          <w:color w:val="000000"/>
+          <w:sz w:val="24"/>
+          <w:szCs w:val="24"/>
+        </w:rPr>
+        <w:t/>
+      </w:r>
+      <w:r>
+        <w:rPr>
+          <w:rFonts w:ascii="Aptos" w:hAnsi="Aptos" w:eastAsia="Aptos" w:cs="Aptos"/>
           <w:b/>
           <w:bCs/>
           <w:color w:val="0A2F41" w:themeColor="accent1" w:themeShade="80"/>
@@ -119,6 +142,7 @@
       </w:r>
       <w:r>
         <w:rPr>
+          <w:rFonts w:ascii="Aptos" w:hAnsi="Aptos" w:eastAsia="Aptos" w:cs="Aptos"/>
           <w:b/>
           <w:bCs/>
           <w:color w:val="0A2F41" w:themeColor="accent1" w:themeShade="80"/>
@@ -130,6 +154,7 @@
       </w:r>
       <w:r>
         <w:rPr>
+          <w:rFonts w:ascii="Aptos" w:hAnsi="Aptos" w:eastAsia="Aptos" w:cs="Aptos"/>
           <w:color w:val="000000"/>
           <w:sz w:val="24"/>
           <w:szCs w:val="24"/>
@@ -149,6 +174,7 @@
       </w:pPr>
       <w:r>
         <w:rPr>
+          <w:rFonts w:ascii="Aptos" w:hAnsi="Aptos" w:eastAsia="Aptos" w:cs="Aptos"/>
           <w:color w:val="000000"/>
           <w:sz w:val="24"/>
           <w:szCs w:val="24"/>
@@ -157,6 +183,7 @@
       </w:r>
       <w:r>
         <w:rPr>
+          <w:rFonts w:ascii="Aptos" w:hAnsi="Aptos" w:eastAsia="Aptos" w:cs="Aptos"/>
           <w:color w:val="000000"/>
           <w:sz w:val="24"/>
           <w:szCs w:val="24"/>
@@ -165,6 +192,7 @@
       </w:r>
       <w:r>
         <w:rPr>
+          <w:rFonts w:ascii="Aptos" w:hAnsi="Aptos" w:eastAsia="Aptos" w:cs="Aptos"/>
           <w:color w:val="000000"/>
           <w:sz w:val="24"/>
           <w:szCs w:val="24"/>
@@ -173,6 +201,7 @@
       </w:r>
       <w:r>
         <w:rPr>
+          <w:rFonts w:ascii="Aptos" w:hAnsi="Aptos" w:eastAsia="Aptos" w:cs="Aptos"/>
           <w:color w:val="000000"/>
           <w:sz w:val="24"/>
           <w:szCs w:val="24"/>
@@ -181,6 +210,7 @@
       </w:r>
       <w:r>
         <w:rPr>
+          <w:rFonts w:ascii="Aptos" w:hAnsi="Aptos" w:eastAsia="Aptos" w:cs="Aptos"/>
           <w:color w:val="000000"/>
           <w:sz w:val="24"/>
           <w:szCs w:val="24"/>
@@ -200,15 +230,16 @@
       </w:pPr>
       <w:r>
         <w:rPr>
-          <w:color w:val="000000"/>
-          <w:sz w:val="24"/>
-          <w:szCs w:val="24"/>
-        </w:rPr>
-        <w:lastRenderedPageBreak/>
+          <w:rFonts w:ascii="Aptos" w:hAnsi="Aptos" w:eastAsia="Aptos" w:cs="Aptos"/>
+          <w:color w:val="000000"/>
+          <w:sz w:val="24"/>
+          <w:szCs w:val="24"/>
+        </w:rPr>
         <w:t xml:space="preserve">You are </w:t>
       </w:r>
       <w:r>
         <w:rPr>
+          <w:rFonts w:ascii="Aptos" w:hAnsi="Aptos" w:eastAsia="Aptos" w:cs="Aptos"/>
           <w:color w:val="000000"/>
           <w:sz w:val="24"/>
           <w:szCs w:val="24"/>
@@ -217,6 +248,7 @@
       </w:r>
       <w:r>
         <w:rPr>
+          <w:rFonts w:ascii="Aptos" w:hAnsi="Aptos" w:eastAsia="Aptos" w:cs="Aptos"/>
           <w:color w:val="000000"/>
           <w:sz w:val="24"/>
           <w:szCs w:val="24"/>
@@ -225,6 +257,7 @@
       </w:r>
       <w:r>
         <w:rPr>
+          <w:rFonts w:ascii="Aptos" w:hAnsi="Aptos" w:eastAsia="Aptos" w:cs="Aptos"/>
           <w:color w:val="000000"/>
           <w:sz w:val="24"/>
           <w:szCs w:val="24"/>
@@ -233,6 +266,7 @@
       </w:r>
       <w:r>
         <w:rPr>
+          <w:rFonts w:ascii="Aptos" w:hAnsi="Aptos" w:eastAsia="Aptos" w:cs="Aptos"/>
           <w:color w:val="000000"/>
           <w:sz w:val="24"/>
           <w:szCs w:val="24"/>
@@ -241,6 +275,7 @@
       </w:r>
       <w:r>
         <w:rPr>
+          <w:rFonts w:ascii="Aptos" w:hAnsi="Aptos" w:eastAsia="Aptos" w:cs="Aptos"/>
           <w:color w:val="000000"/>
           <w:sz w:val="24"/>
           <w:szCs w:val="24"/>
@@ -249,6 +284,7 @@
       </w:r>
       <w:r>
         <w:rPr>
+          <w:rFonts w:ascii="Aptos" w:hAnsi="Aptos" w:eastAsia="Aptos" w:cs="Aptos"/>
           <w:color w:val="000000"/>
           <w:sz w:val="24"/>
           <w:szCs w:val="24"/>
@@ -257,6 +293,7 @@
       </w:r>
       <w:r>
         <w:rPr>
+          <w:rFonts w:ascii="Aptos" w:hAnsi="Aptos" w:eastAsia="Aptos" w:cs="Aptos"/>
           <w:color w:val="000000"/>
           <w:sz w:val="24"/>
           <w:szCs w:val="24"/>
@@ -265,6 +302,7 @@
       </w:r>
       <w:r>
         <w:rPr>
+          <w:rFonts w:ascii="Aptos" w:hAnsi="Aptos" w:eastAsia="Aptos" w:cs="Aptos"/>
           <w:color w:val="000000"/>
           <w:sz w:val="24"/>
           <w:szCs w:val="24"/>
@@ -273,6 +311,7 @@
       </w:r>
       <w:r>
         <w:rPr>
+          <w:rFonts w:ascii="Aptos" w:hAnsi="Aptos" w:eastAsia="Aptos" w:cs="Aptos"/>
           <w:color w:val="000000"/>
           <w:sz w:val="24"/>
           <w:szCs w:val="24"/>
@@ -281,6 +320,7 @@
       </w:r>
       <w:r>
         <w:rPr>
+          <w:rFonts w:ascii="Aptos" w:hAnsi="Aptos" w:eastAsia="Aptos" w:cs="Aptos"/>
           <w:color w:val="000000"/>
           <w:sz w:val="24"/>
           <w:szCs w:val="24"/>
@@ -289,6 +329,7 @@
       </w:r>
       <w:r>
         <w:rPr>
+          <w:rFonts w:ascii="Aptos" w:hAnsi="Aptos" w:eastAsia="Aptos" w:cs="Aptos"/>
           <w:color w:val="000000"/>
           <w:sz w:val="24"/>
           <w:szCs w:val="24"/>
@@ -297,6 +338,7 @@
       </w:r>
       <w:r>
         <w:rPr>
+          <w:rFonts w:ascii="Aptos" w:hAnsi="Aptos" w:eastAsia="Aptos" w:cs="Aptos"/>
           <w:color w:val="000000"/>
           <w:sz w:val="24"/>
           <w:szCs w:val="24"/>
@@ -305,6 +347,7 @@
       </w:r>
       <w:r>
         <w:rPr>
+          <w:rFonts w:ascii="Aptos" w:hAnsi="Aptos" w:eastAsia="Aptos" w:cs="Aptos"/>
           <w:color w:val="000000"/>
           <w:sz w:val="24"/>
           <w:szCs w:val="24"/>
@@ -324,6 +367,7 @@
       </w:pPr>
       <w:r>
         <w:rPr>
+          <w:rFonts w:ascii="Aptos" w:hAnsi="Aptos" w:eastAsia="Aptos" w:cs="Aptos"/>
           <w:b/>
           <w:bCs/>
           <w:color w:val="000000"/>
@@ -334,6 +378,7 @@
       </w:r>
       <w:r>
         <w:rPr>
+          <w:rFonts w:ascii="Aptos" w:hAnsi="Aptos" w:eastAsia="Aptos" w:cs="Aptos"/>
           <w:color w:val="000000"/>
           <w:sz w:val="24"/>
           <w:szCs w:val="24"/>
@@ -342,6 +387,7 @@
       </w:r>
       <w:r>
         <w:rPr>
+          <w:rFonts w:ascii="Aptos" w:hAnsi="Aptos" w:eastAsia="Aptos" w:cs="Aptos"/>
           <w:color w:val="000000"/>
           <w:sz w:val="24"/>
           <w:szCs w:val="24"/>
@@ -350,6 +396,7 @@
       </w:r>
       <w:r>
         <w:rPr>
+          <w:rFonts w:ascii="Aptos" w:hAnsi="Aptos" w:eastAsia="Aptos" w:cs="Aptos"/>
           <w:color w:val="000000"/>
           <w:sz w:val="24"/>
           <w:szCs w:val="24"/>
@@ -358,6 +405,7 @@
       </w:r>
       <w:r>
         <w:rPr>
+          <w:rFonts w:ascii="Aptos" w:hAnsi="Aptos" w:eastAsia="Aptos" w:cs="Aptos"/>
           <w:color w:val="000000"/>
           <w:sz w:val="24"/>
           <w:szCs w:val="24"/>
@@ -366,6 +414,7 @@
       </w:r>
       <w:r>
         <w:rPr>
+          <w:rFonts w:ascii="Aptos" w:hAnsi="Aptos" w:eastAsia="Aptos" w:cs="Aptos"/>
           <w:color w:val="000000"/>
           <w:sz w:val="24"/>
           <w:szCs w:val="24"/>
@@ -385,6 +434,7 @@
       </w:pPr>
       <w:r>
         <w:rPr>
+          <w:rFonts w:ascii="Aptos" w:hAnsi="Aptos" w:eastAsia="Aptos" w:cs="Aptos"/>
           <w:color w:val="000000"/>
           <w:sz w:val="24"/>
           <w:szCs w:val="24"/>
@@ -394,6 +444,7 @@
       <w:proofErr w:type="gramStart"/>
       <w:r>
         <w:rPr>
+          <w:rFonts w:ascii="Aptos" w:hAnsi="Aptos" w:eastAsia="Aptos" w:cs="Aptos"/>
           <w:color w:val="000000"/>
           <w:sz w:val="24"/>
           <w:szCs w:val="24"/>
@@ -403,6 +454,7 @@
       <w:proofErr w:type="gramEnd"/>
       <w:r>
         <w:rPr>
+          <w:rFonts w:ascii="Aptos" w:hAnsi="Aptos" w:eastAsia="Aptos" w:cs="Aptos"/>
           <w:color w:val="000000"/>
           <w:sz w:val="24"/>
           <w:szCs w:val="24"/>
@@ -411,6 +463,7 @@
       </w:r>
       <w:r>
         <w:rPr>
+          <w:rFonts w:ascii="Aptos" w:hAnsi="Aptos" w:eastAsia="Aptos" w:cs="Aptos"/>
           <w:color w:val="000000"/>
           <w:sz w:val="24"/>
           <w:szCs w:val="24"/>
@@ -419,6 +472,7 @@
       </w:r>
       <w:r>
         <w:rPr>
+          <w:rFonts w:ascii="Aptos" w:hAnsi="Aptos" w:eastAsia="Aptos" w:cs="Aptos"/>
           <w:color w:val="000000"/>
           <w:sz w:val="24"/>
           <w:szCs w:val="24"/>
@@ -427,6 +481,7 @@
       </w:r>
       <w:r>
         <w:rPr>
+          <w:rFonts w:ascii="Aptos" w:hAnsi="Aptos" w:eastAsia="Aptos" w:cs="Aptos"/>
           <w:color w:val="000000"/>
           <w:sz w:val="24"/>
           <w:szCs w:val="24"/>
@@ -435,6 +490,7 @@
       </w:r>
       <w:r>
         <w:rPr>
+          <w:rFonts w:ascii="Aptos" w:hAnsi="Aptos" w:eastAsia="Aptos" w:cs="Aptos"/>
           <w:color w:val="000000"/>
           <w:sz w:val="24"/>
           <w:szCs w:val="24"/>
@@ -443,6 +499,7 @@
       </w:r>
       <w:r>
         <w:rPr>
+          <w:rFonts w:ascii="Aptos" w:hAnsi="Aptos" w:eastAsia="Aptos" w:cs="Aptos"/>
           <w:color w:val="000000"/>
           <w:sz w:val="24"/>
           <w:szCs w:val="24"/>
@@ -451,6 +508,7 @@
       </w:r>
       <w:r>
         <w:rPr>
+          <w:rFonts w:ascii="Aptos" w:hAnsi="Aptos" w:eastAsia="Aptos" w:cs="Aptos"/>
           <w:color w:val="000000"/>
           <w:sz w:val="24"/>
           <w:szCs w:val="24"/>
@@ -459,6 +517,7 @@
       </w:r>
       <w:r>
         <w:rPr>
+          <w:rFonts w:ascii="Aptos" w:hAnsi="Aptos" w:eastAsia="Aptos" w:cs="Aptos"/>
           <w:color w:val="000000"/>
           <w:sz w:val="24"/>
           <w:szCs w:val="24"/>
@@ -478,14 +537,17 @@
       </w:pPr>
       <w:r>
         <w:rPr>
-          <w:color w:val="000000"/>
-          <w:sz w:val="24"/>
-          <w:szCs w:val="24"/>
-        </w:rPr>
+          <w:rFonts w:ascii="Aptos" w:hAnsi="Aptos" w:eastAsia="Aptos" w:cs="Aptos"/>
+          <w:color w:val="000000"/>
+          <w:sz w:val="24"/>
+          <w:szCs w:val="24"/>
+        </w:rPr>
+        <w:lastRenderedPageBreak/>
         <w:t xml:space="preserve">You are a </w:t>
       </w:r>
       <w:r>
         <w:rPr>
+          <w:rFonts w:ascii="Aptos" w:hAnsi="Aptos" w:eastAsia="Aptos" w:cs="Aptos"/>
           <w:color w:val="000000"/>
           <w:sz w:val="24"/>
           <w:szCs w:val="24"/>
@@ -494,6 +556,7 @@
       </w:r>
       <w:r>
         <w:rPr>
+          <w:rFonts w:ascii="Aptos" w:hAnsi="Aptos" w:eastAsia="Aptos" w:cs="Aptos"/>
           <w:color w:val="000000"/>
           <w:sz w:val="24"/>
           <w:szCs w:val="24"/>
@@ -502,6 +565,7 @@
       </w:r>
       <w:r>
         <w:rPr>
+          <w:rFonts w:ascii="Aptos" w:hAnsi="Aptos" w:eastAsia="Aptos" w:cs="Aptos"/>
           <w:color w:val="000000"/>
           <w:sz w:val="24"/>
           <w:szCs w:val="24"/>
@@ -510,6 +574,7 @@
       </w:r>
       <w:r>
         <w:rPr>
+          <w:rFonts w:ascii="Aptos" w:hAnsi="Aptos" w:eastAsia="Aptos" w:cs="Aptos"/>
           <w:color w:val="000000"/>
           <w:sz w:val="24"/>
           <w:szCs w:val="24"/>
@@ -518,6 +583,7 @@
       </w:r>
       <w:r>
         <w:rPr>
+          <w:rFonts w:ascii="Aptos" w:hAnsi="Aptos" w:eastAsia="Aptos" w:cs="Aptos"/>
           <w:color w:val="000000"/>
           <w:sz w:val="24"/>
           <w:szCs w:val="24"/>
@@ -526,6 +592,7 @@
       </w:r>
       <w:r>
         <w:rPr>
+          <w:rFonts w:ascii="Aptos" w:hAnsi="Aptos" w:eastAsia="Aptos" w:cs="Aptos"/>
           <w:color w:val="000000"/>
           <w:sz w:val="24"/>
           <w:szCs w:val="24"/>
@@ -534,6 +601,7 @@
       </w:r>
       <w:r>
         <w:rPr>
+          <w:rFonts w:ascii="Aptos" w:hAnsi="Aptos" w:eastAsia="Aptos" w:cs="Aptos"/>
           <w:color w:val="000000"/>
           <w:sz w:val="24"/>
           <w:szCs w:val="24"/>
@@ -553,6 +621,7 @@
       </w:pPr>
       <w:r>
         <w:rPr>
+          <w:rFonts w:ascii="Aptos" w:hAnsi="Aptos" w:eastAsia="Aptos" w:cs="Aptos"/>
           <w:b/>
           <w:bCs/>
           <w:color w:val="000000"/>
@@ -563,6 +632,7 @@
       </w:r>
       <w:r>
         <w:rPr>
+          <w:rFonts w:ascii="Aptos" w:hAnsi="Aptos" w:eastAsia="Aptos" w:cs="Aptos"/>
           <w:color w:val="000000"/>
           <w:sz w:val="24"/>
           <w:szCs w:val="24"/>
@@ -571,6 +641,7 @@
       </w:r>
       <w:r>
         <w:rPr>
+          <w:rFonts w:ascii="Aptos" w:hAnsi="Aptos" w:eastAsia="Aptos" w:cs="Aptos"/>
           <w:color w:val="000000"/>
           <w:sz w:val="24"/>
           <w:szCs w:val="24"/>
@@ -579,6 +650,7 @@
       </w:r>
       <w:r>
         <w:rPr>
+          <w:rFonts w:ascii="Aptos" w:hAnsi="Aptos" w:eastAsia="Aptos" w:cs="Aptos"/>
           <w:color w:val="000000"/>
           <w:sz w:val="24"/>
           <w:szCs w:val="24"/>
@@ -587,6 +659,7 @@
       </w:r>
       <w:r>
         <w:rPr>
+          <w:rFonts w:ascii="Aptos" w:hAnsi="Aptos" w:eastAsia="Aptos" w:cs="Aptos"/>
           <w:color w:val="000000"/>
           <w:sz w:val="24"/>
           <w:szCs w:val="24"/>
@@ -595,6 +668,7 @@
       </w:r>
       <w:r>
         <w:rPr>
+          <w:rFonts w:ascii="Aptos" w:hAnsi="Aptos" w:eastAsia="Aptos" w:cs="Aptos"/>
           <w:color w:val="000000"/>
           <w:sz w:val="24"/>
           <w:szCs w:val="24"/>
@@ -603,6 +677,7 @@
       </w:r>
       <w:r>
         <w:rPr>
+          <w:rFonts w:ascii="Aptos" w:hAnsi="Aptos" w:eastAsia="Aptos" w:cs="Aptos"/>
           <w:color w:val="000000"/>
           <w:sz w:val="24"/>
           <w:szCs w:val="24"/>
@@ -611,6 +686,7 @@
       </w:r>
       <w:r>
         <w:rPr>
+          <w:rFonts w:ascii="Aptos" w:hAnsi="Aptos" w:eastAsia="Aptos" w:cs="Aptos"/>
           <w:color w:val="000000"/>
           <w:sz w:val="24"/>
           <w:szCs w:val="24"/>
@@ -619,6 +695,7 @@
       </w:r>
       <w:r>
         <w:rPr>
+          <w:rFonts w:ascii="Aptos" w:hAnsi="Aptos" w:eastAsia="Aptos" w:cs="Aptos"/>
           <w:color w:val="000000"/>
           <w:sz w:val="24"/>
           <w:szCs w:val="24"/>
@@ -627,6 +704,7 @@
       </w:r>
       <w:r>
         <w:rPr>
+          <w:rFonts w:ascii="Aptos" w:hAnsi="Aptos" w:eastAsia="Aptos" w:cs="Aptos"/>
           <w:color w:val="000000"/>
           <w:sz w:val="24"/>
           <w:szCs w:val="24"/>
@@ -635,6 +713,7 @@
       </w:r>
       <w:r>
         <w:rPr>
+          <w:rFonts w:ascii="Aptos" w:hAnsi="Aptos" w:eastAsia="Aptos" w:cs="Aptos"/>
           <w:color w:val="000000"/>
           <w:sz w:val="24"/>
           <w:szCs w:val="24"/>
@@ -643,6 +722,7 @@
       </w:r>
       <w:r>
         <w:rPr>
+          <w:rFonts w:ascii="Aptos" w:hAnsi="Aptos" w:eastAsia="Aptos" w:cs="Aptos"/>
           <w:color w:val="000000"/>
           <w:sz w:val="24"/>
           <w:szCs w:val="24"/>
@@ -651,6 +731,7 @@
       </w:r>
       <w:r>
         <w:rPr>
+          <w:rFonts w:ascii="Aptos" w:hAnsi="Aptos" w:eastAsia="Aptos" w:cs="Aptos"/>
           <w:color w:val="000000"/>
           <w:sz w:val="24"/>
           <w:szCs w:val="24"/>
@@ -659,6 +740,7 @@
       </w:r>
       <w:r>
         <w:rPr>
+          <w:rFonts w:ascii="Aptos" w:hAnsi="Aptos" w:eastAsia="Aptos" w:cs="Aptos"/>
           <w:color w:val="000000"/>
           <w:sz w:val="24"/>
           <w:szCs w:val="24"/>
@@ -667,6 +749,7 @@
       </w:r>
       <w:r>
         <w:rPr>
+          <w:rFonts w:ascii="Aptos" w:hAnsi="Aptos" w:eastAsia="Aptos" w:cs="Aptos"/>
           <w:color w:val="000000"/>
           <w:sz w:val="24"/>
           <w:szCs w:val="24"/>
@@ -675,6 +758,7 @@
       </w:r>
       <w:r>
         <w:rPr>
+          <w:rFonts w:ascii="Aptos" w:hAnsi="Aptos" w:eastAsia="Aptos" w:cs="Aptos"/>
           <w:color w:val="000000"/>
           <w:sz w:val="24"/>
           <w:szCs w:val="24"/>
@@ -694,6 +778,7 @@
       </w:pPr>
       <w:r>
         <w:rPr>
+          <w:rFonts w:ascii="Aptos" w:hAnsi="Aptos" w:eastAsia="Aptos" w:cs="Aptos"/>
           <w:color w:val="000000"/>
           <w:sz w:val="24"/>
           <w:szCs w:val="24"/>
@@ -702,6 +787,7 @@
       </w:r>
       <w:r>
         <w:rPr>
+          <w:rFonts w:ascii="Aptos" w:hAnsi="Aptos" w:eastAsia="Aptos" w:cs="Aptos"/>
           <w:color w:val="000000"/>
           <w:sz w:val="24"/>
           <w:szCs w:val="24"/>
@@ -710,6 +796,7 @@
       </w:r>
       <w:r>
         <w:rPr>
+          <w:rFonts w:ascii="Aptos" w:hAnsi="Aptos" w:eastAsia="Aptos" w:cs="Aptos"/>
           <w:color w:val="000000"/>
           <w:sz w:val="24"/>
           <w:szCs w:val="24"/>
@@ -729,6 +816,7 @@
       </w:pPr>
       <w:r>
         <w:rPr>
+          <w:rFonts w:ascii="Aptos" w:hAnsi="Aptos" w:eastAsia="Aptos" w:cs="Aptos"/>
           <w:color w:val="000000"/>
           <w:sz w:val="24"/>
           <w:szCs w:val="24"/>
@@ -737,6 +825,7 @@
       </w:r>
       <w:r>
         <w:rPr>
+          <w:rFonts w:ascii="Aptos" w:hAnsi="Aptos" w:eastAsia="Aptos" w:cs="Aptos"/>
           <w:color w:val="000000"/>
           <w:sz w:val="24"/>
           <w:szCs w:val="24"/>
@@ -745,6 +834,7 @@
       </w:r>
       <w:r>
         <w:rPr>
+          <w:rFonts w:ascii="Aptos" w:hAnsi="Aptos" w:eastAsia="Aptos" w:cs="Aptos"/>
           <w:color w:val="000000"/>
           <w:sz w:val="24"/>
           <w:szCs w:val="24"/>
@@ -753,6 +843,7 @@
       </w:r>
       <w:r>
         <w:rPr>
+          <w:rFonts w:ascii="Aptos" w:hAnsi="Aptos" w:eastAsia="Aptos" w:cs="Aptos"/>
           <w:color w:val="000000"/>
           <w:sz w:val="24"/>
           <w:szCs w:val="24"/>
@@ -761,6 +852,7 @@
       </w:r>
       <w:r>
         <w:rPr>
+          <w:rFonts w:ascii="Aptos" w:hAnsi="Aptos" w:eastAsia="Aptos" w:cs="Aptos"/>
           <w:color w:val="000000"/>
           <w:sz w:val="24"/>
           <w:szCs w:val="24"/>
@@ -769,6 +861,7 @@
       </w:r>
       <w:r>
         <w:rPr>
+          <w:rFonts w:ascii="Aptos" w:hAnsi="Aptos" w:eastAsia="Aptos" w:cs="Aptos"/>
           <w:color w:val="000000"/>
           <w:sz w:val="24"/>
           <w:szCs w:val="24"/>
@@ -777,6 +870,7 @@
       </w:r>
       <w:r>
         <w:rPr>
+          <w:rFonts w:ascii="Aptos" w:hAnsi="Aptos" w:eastAsia="Aptos" w:cs="Aptos"/>
           <w:color w:val="000000"/>
           <w:sz w:val="24"/>
           <w:szCs w:val="24"/>
@@ -796,6 +890,7 @@
       </w:pPr>
       <w:r>
         <w:rPr>
+          <w:rFonts w:ascii="Aptos" w:hAnsi="Aptos" w:eastAsia="Aptos" w:cs="Aptos"/>
           <w:color w:val="000000"/>
           <w:sz w:val="24"/>
           <w:szCs w:val="24"/>
@@ -815,6 +910,7 @@
       </w:pPr>
       <w:r>
         <w:rPr>
+          <w:rFonts w:ascii="Aptos" w:hAnsi="Aptos" w:eastAsia="Aptos" w:cs="Aptos"/>
           <w:color w:val="000000"/>
           <w:sz w:val="24"/>
           <w:szCs w:val="24"/>
@@ -834,6 +930,7 @@
       </w:pPr>
       <w:r>
         <w:rPr>
+          <w:rFonts w:ascii="Aptos" w:hAnsi="Aptos" w:eastAsia="Aptos" w:cs="Aptos"/>
           <w:b/>
           <w:bCs/>
           <w:color w:val="000000"/>
@@ -844,6 +941,7 @@
       </w:r>
       <w:r>
         <w:rPr>
+          <w:rFonts w:ascii="Aptos" w:hAnsi="Aptos" w:eastAsia="Aptos" w:cs="Aptos"/>
           <w:b/>
           <w:bCs/>
           <w:color w:val="000000"/>
@@ -854,6 +952,7 @@
       </w:r>
       <w:r>
         <w:rPr>
+          <w:rFonts w:ascii="Aptos" w:hAnsi="Aptos" w:eastAsia="Aptos" w:cs="Aptos"/>
           <w:b/>
           <w:bCs/>
           <w:color w:val="000000"/>
@@ -864,6 +963,7 @@
       </w:r>
       <w:r>
         <w:rPr>
+          <w:rFonts w:ascii="Aptos" w:hAnsi="Aptos" w:eastAsia="Aptos" w:cs="Aptos"/>
           <w:color w:val="000000"/>
           <w:sz w:val="24"/>
           <w:szCs w:val="24"/>
@@ -872,6 +972,7 @@
       </w:r>
       <w:r>
         <w:rPr>
+          <w:rFonts w:ascii="Aptos" w:hAnsi="Aptos" w:eastAsia="Aptos" w:cs="Aptos"/>
           <w:color w:val="000000"/>
           <w:sz w:val="24"/>
           <w:szCs w:val="24"/>
@@ -880,6 +981,7 @@
       </w:r>
       <w:r>
         <w:rPr>
+          <w:rFonts w:ascii="Aptos" w:hAnsi="Aptos" w:eastAsia="Aptos" w:cs="Aptos"/>
           <w:color w:val="000000"/>
           <w:sz w:val="24"/>
           <w:szCs w:val="24"/>
@@ -888,6 +990,7 @@
       </w:r>
       <w:r>
         <w:rPr>
+          <w:rFonts w:ascii="Aptos" w:hAnsi="Aptos" w:eastAsia="Aptos" w:cs="Aptos"/>
           <w:color w:val="000000"/>
           <w:sz w:val="24"/>
           <w:szCs w:val="24"/>
@@ -896,6 +999,7 @@
       </w:r>
       <w:r>
         <w:rPr>
+          <w:rFonts w:ascii="Aptos" w:hAnsi="Aptos" w:eastAsia="Aptos" w:cs="Aptos"/>
           <w:color w:val="000000"/>
           <w:sz w:val="24"/>
           <w:szCs w:val="24"/>
@@ -904,6 +1008,7 @@
       </w:r>
       <w:r>
         <w:rPr>
+          <w:rFonts w:ascii="Aptos" w:hAnsi="Aptos" w:eastAsia="Aptos" w:cs="Aptos"/>
           <w:color w:val="000000"/>
           <w:sz w:val="24"/>
           <w:szCs w:val="24"/>
@@ -912,6 +1017,7 @@
       </w:r>
       <w:r>
         <w:rPr>
+          <w:rFonts w:ascii="Aptos" w:hAnsi="Aptos" w:eastAsia="Aptos" w:cs="Aptos"/>
           <w:color w:val="000000"/>
           <w:sz w:val="24"/>
           <w:szCs w:val="24"/>
@@ -920,6 +1026,7 @@
       </w:r>
       <w:r>
         <w:rPr>
+          <w:rFonts w:ascii="Aptos" w:hAnsi="Aptos" w:eastAsia="Aptos" w:cs="Aptos"/>
           <w:color w:val="000000"/>
           <w:sz w:val="24"/>
           <w:szCs w:val="24"/>
@@ -928,6 +1035,7 @@
       </w:r>
       <w:r>
         <w:rPr>
+          <w:rFonts w:ascii="Aptos" w:hAnsi="Aptos" w:eastAsia="Aptos" w:cs="Aptos"/>
           <w:color w:val="000000"/>
           <w:sz w:val="24"/>
           <w:szCs w:val="24"/>
@@ -947,6 +1055,7 @@
       </w:pPr>
       <w:r>
         <w:rPr>
+          <w:rFonts w:ascii="Aptos" w:hAnsi="Aptos" w:eastAsia="Aptos" w:cs="Aptos"/>
           <w:b/>
           <w:bCs/>
           <w:color w:val="000000"/>
@@ -958,6 +1067,7 @@
       </w:r>
       <w:r>
         <w:rPr>
+          <w:rFonts w:ascii="Aptos" w:hAnsi="Aptos" w:eastAsia="Aptos" w:cs="Aptos"/>
           <w:color w:val="000000"/>
           <w:sz w:val="24"/>
           <w:szCs w:val="24"/>
@@ -966,6 +1076,7 @@
       </w:r>
       <w:r>
         <w:rPr>
+          <w:rFonts w:ascii="Aptos" w:hAnsi="Aptos" w:eastAsia="Aptos" w:cs="Aptos"/>
           <w:color w:val="000000"/>
           <w:sz w:val="24"/>
           <w:szCs w:val="24"/>
@@ -974,6 +1085,7 @@
       </w:r>
       <w:r>
         <w:rPr>
+          <w:rFonts w:ascii="Aptos" w:hAnsi="Aptos" w:eastAsia="Aptos" w:cs="Aptos"/>
           <w:color w:val="000000"/>
           <w:sz w:val="24"/>
           <w:szCs w:val="24"/>
@@ -982,6 +1094,7 @@
       </w:r>
       <w:r>
         <w:rPr>
+          <w:rFonts w:ascii="Aptos" w:hAnsi="Aptos" w:eastAsia="Aptos" w:cs="Aptos"/>
           <w:color w:val="000000"/>
           <w:sz w:val="24"/>
           <w:szCs w:val="24"/>
@@ -990,6 +1103,7 @@
       </w:r>
       <w:r>
         <w:rPr>
+          <w:rFonts w:ascii="Aptos" w:hAnsi="Aptos" w:eastAsia="Aptos" w:cs="Aptos"/>
           <w:color w:val="000000"/>
           <w:sz w:val="24"/>
           <w:szCs w:val="24"/>
@@ -1009,6 +1123,7 @@
       </w:pPr>
       <w:r>
         <w:rPr>
+          <w:rFonts w:ascii="Aptos" w:hAnsi="Aptos" w:eastAsia="Aptos" w:cs="Aptos"/>
           <w:b/>
           <w:bCs/>
           <w:color w:val="000000"/>
@@ -1019,6 +1134,7 @@
       </w:r>
       <w:r>
         <w:rPr>
+          <w:rFonts w:ascii="Aptos" w:hAnsi="Aptos" w:eastAsia="Aptos" w:cs="Aptos"/>
           <w:color w:val="000000"/>
           <w:sz w:val="24"/>
           <w:szCs w:val="24"/>
@@ -1027,6 +1143,7 @@
       </w:r>
       <w:r>
         <w:rPr>
+          <w:rFonts w:ascii="Aptos" w:hAnsi="Aptos" w:eastAsia="Aptos" w:cs="Aptos"/>
           <w:color w:val="000000"/>
           <w:sz w:val="24"/>
           <w:szCs w:val="24"/>
@@ -1035,6 +1152,7 @@
       </w:r>
       <w:r>
         <w:rPr>
+          <w:rFonts w:ascii="Aptos" w:hAnsi="Aptos" w:eastAsia="Aptos" w:cs="Aptos"/>
           <w:color w:val="000000"/>
           <w:sz w:val="24"/>
           <w:szCs w:val="24"/>
@@ -1043,6 +1161,7 @@
       </w:r>
       <w:r>
         <w:rPr>
+          <w:rFonts w:ascii="Aptos" w:hAnsi="Aptos" w:eastAsia="Aptos" w:cs="Aptos"/>
           <w:color w:val="000000"/>
           <w:sz w:val="24"/>
           <w:szCs w:val="24"/>
@@ -1051,6 +1170,7 @@
       </w:r>
       <w:r>
         <w:rPr>
+          <w:rFonts w:ascii="Aptos" w:hAnsi="Aptos" w:eastAsia="Aptos" w:cs="Aptos"/>
           <w:color w:val="000000"/>
           <w:sz w:val="24"/>
           <w:szCs w:val="24"/>
@@ -1059,6 +1179,7 @@
       </w:r>
       <w:r>
         <w:rPr>
+          <w:rFonts w:ascii="Aptos" w:hAnsi="Aptos" w:eastAsia="Aptos" w:cs="Aptos"/>
           <w:color w:val="000000"/>
           <w:sz w:val="24"/>
           <w:szCs w:val="24"/>
@@ -1067,6 +1188,7 @@
       </w:r>
       <w:r>
         <w:rPr>
+          <w:rFonts w:ascii="Aptos" w:hAnsi="Aptos" w:eastAsia="Aptos" w:cs="Aptos"/>
           <w:color w:val="000000"/>
           <w:sz w:val="24"/>
           <w:szCs w:val="24"/>
@@ -1075,6 +1197,7 @@
       </w:r>
       <w:r>
         <w:rPr>
+          <w:rFonts w:ascii="Aptos" w:hAnsi="Aptos" w:eastAsia="Aptos" w:cs="Aptos"/>
           <w:color w:val="000000"/>
           <w:sz w:val="24"/>
           <w:szCs w:val="24"/>
@@ -1083,6 +1206,7 @@
       </w:r>
       <w:r>
         <w:rPr>
+          <w:rFonts w:ascii="Aptos" w:hAnsi="Aptos" w:eastAsia="Aptos" w:cs="Aptos"/>
           <w:color w:val="000000"/>
           <w:sz w:val="24"/>
           <w:szCs w:val="24"/>
@@ -1091,6 +1215,7 @@
       </w:r>
       <w:r>
         <w:rPr>
+          <w:rFonts w:ascii="Aptos" w:hAnsi="Aptos" w:eastAsia="Aptos" w:cs="Aptos"/>
           <w:color w:val="000000"/>
           <w:sz w:val="24"/>
           <w:szCs w:val="24"/>
@@ -1099,6 +1224,7 @@
       </w:r>
       <w:r>
         <w:rPr>
+          <w:rFonts w:ascii="Aptos" w:hAnsi="Aptos" w:eastAsia="Aptos" w:cs="Aptos"/>
           <w:color w:val="000000"/>
           <w:sz w:val="24"/>
           <w:szCs w:val="24"/>
@@ -1107,15 +1233,17 @@
       </w:r>
       <w:r>
         <w:rPr>
+          <w:rFonts w:ascii="Aptos" w:hAnsi="Aptos" w:eastAsia="Aptos" w:cs="Aptos"/>
           <w:color w:val="000000"/>
           <w:sz w:val="24"/>
           <w:szCs w:val="24"/>
         </w:rPr>
         <w:t>—</w:t>
       </w:r>
-      <w:bookmarkStart w:id="0" w:name="_Hlk50014953"/>
-      <w:r>
-        <w:rPr>
+      <w:bookmarkStart w:id="30" w:name="_Hlk50014953"/>
+      <w:r>
+        <w:rPr>
+          <w:rFonts w:ascii="Aptos" w:hAnsi="Aptos" w:eastAsia="Aptos" w:cs="Aptos"/>
           <w:color w:val="000000"/>
           <w:sz w:val="24"/>
           <w:szCs w:val="24"/>
@@ -1124,6 +1252,7 @@
       </w:r>
       <w:r>
         <w:rPr>
+          <w:rFonts w:ascii="Aptos" w:hAnsi="Aptos" w:eastAsia="Aptos" w:cs="Aptos"/>
           <w:color w:val="000000"/>
           <w:sz w:val="24"/>
           <w:szCs w:val="24"/>
@@ -1132,15 +1261,17 @@
       </w:r>
       <w:r>
         <w:rPr>
+          <w:rFonts w:ascii="Aptos" w:hAnsi="Aptos" w:eastAsia="Aptos" w:cs="Aptos"/>
           <w:color w:val="000000"/>
           <w:sz w:val="24"/>
           <w:szCs w:val="24"/>
         </w:rPr>
         <w:t>fracture is in line and does not produce movement, swelling, or deformity</w:t>
       </w:r>
-      <w:bookmarkEnd w:id="0"/>
-      <w:r>
-        <w:rPr>
+      <w:bookmarkEnd w:id="30"/>
+      <w:r>
+        <w:rPr>
+          <w:rFonts w:ascii="Aptos" w:hAnsi="Aptos" w:eastAsia="Aptos" w:cs="Aptos"/>
           <w:color w:val="000000"/>
           <w:sz w:val="24"/>
           <w:szCs w:val="24"/>
@@ -1160,6 +1291,7 @@
       </w:pPr>
       <w:r>
         <w:rPr>
+          <w:rFonts w:ascii="Aptos" w:hAnsi="Aptos" w:eastAsia="Aptos" w:cs="Aptos"/>
           <w:color w:val="000000"/>
           <w:sz w:val="24"/>
           <w:szCs w:val="24"/>
@@ -1179,6 +1311,7 @@
       </w:pPr>
       <w:r>
         <w:rPr>
+          <w:rFonts w:ascii="Aptos" w:hAnsi="Aptos" w:eastAsia="Aptos" w:cs="Aptos"/>
           <w:color w:val="000000"/>
           <w:sz w:val="24"/>
           <w:szCs w:val="24"/>
@@ -1187,6 +1320,7 @@
       </w:r>
       <w:r>
         <w:rPr>
+          <w:rFonts w:ascii="Aptos" w:hAnsi="Aptos" w:eastAsia="Aptos" w:cs="Aptos"/>
           <w:color w:val="000000"/>
           <w:sz w:val="24"/>
           <w:szCs w:val="24"/>
@@ -1195,6 +1329,7 @@
       </w:r>
       <w:r>
         <w:rPr>
+          <w:rFonts w:ascii="Aptos" w:hAnsi="Aptos" w:eastAsia="Aptos" w:cs="Aptos"/>
           <w:color w:val="000000"/>
           <w:sz w:val="24"/>
           <w:szCs w:val="24"/>
@@ -1203,6 +1338,7 @@
       </w:r>
       <w:r>
         <w:rPr>
+          <w:rFonts w:ascii="Aptos" w:hAnsi="Aptos" w:eastAsia="Aptos" w:cs="Aptos"/>
           <w:color w:val="000000"/>
           <w:sz w:val="24"/>
           <w:szCs w:val="24"/>
@@ -1211,6 +1347,7 @@
       </w:r>
       <w:r>
         <w:rPr>
+          <w:rFonts w:ascii="Aptos" w:hAnsi="Aptos" w:eastAsia="Aptos" w:cs="Aptos"/>
           <w:color w:val="000000"/>
           <w:sz w:val="24"/>
           <w:szCs w:val="24"/>
@@ -1219,6 +1356,7 @@
       </w:r>
       <w:r>
         <w:rPr>
+          <w:rFonts w:ascii="Aptos" w:hAnsi="Aptos" w:eastAsia="Aptos" w:cs="Aptos"/>
           <w:color w:val="000000"/>
           <w:sz w:val="24"/>
           <w:szCs w:val="24"/>
@@ -1227,6 +1365,7 @@
       </w:r>
       <w:r>
         <w:rPr>
+          <w:rFonts w:ascii="Aptos" w:hAnsi="Aptos" w:eastAsia="Aptos" w:cs="Aptos"/>
           <w:color w:val="000000"/>
           <w:sz w:val="24"/>
           <w:szCs w:val="24"/>
@@ -1235,6 +1374,7 @@
       </w:r>
       <w:r>
         <w:rPr>
+          <w:rFonts w:ascii="Aptos" w:hAnsi="Aptos" w:eastAsia="Aptos" w:cs="Aptos"/>
           <w:color w:val="000000"/>
           <w:sz w:val="24"/>
           <w:szCs w:val="24"/>
@@ -1243,6 +1383,7 @@
       </w:r>
       <w:r>
         <w:rPr>
+          <w:rFonts w:ascii="Aptos" w:hAnsi="Aptos" w:eastAsia="Aptos" w:cs="Aptos"/>
           <w:color w:val="000000"/>
           <w:sz w:val="24"/>
           <w:szCs w:val="24"/>
@@ -1252,6 +1393,7 @@
       <w:proofErr w:type="gramStart"/>
       <w:r>
         <w:rPr>
+          <w:rFonts w:ascii="Aptos" w:hAnsi="Aptos" w:eastAsia="Aptos" w:cs="Aptos"/>
           <w:color w:val="000000"/>
           <w:sz w:val="24"/>
           <w:szCs w:val="24"/>
@@ -1261,6 +1403,7 @@
       <w:proofErr w:type="gramEnd"/>
       <w:r>
         <w:rPr>
+          <w:rFonts w:ascii="Aptos" w:hAnsi="Aptos" w:eastAsia="Aptos" w:cs="Aptos"/>
           <w:color w:val="000000"/>
           <w:sz w:val="24"/>
           <w:szCs w:val="24"/>
@@ -1269,6 +1412,7 @@
       </w:r>
       <w:r>
         <w:rPr>
+          <w:rFonts w:ascii="Aptos" w:hAnsi="Aptos" w:eastAsia="Aptos" w:cs="Aptos"/>
           <w:color w:val="000000"/>
           <w:sz w:val="24"/>
           <w:szCs w:val="24"/>
@@ -1277,6 +1421,7 @@
       </w:r>
       <w:r>
         <w:rPr>
+          <w:rFonts w:ascii="Aptos" w:hAnsi="Aptos" w:eastAsia="Aptos" w:cs="Aptos"/>
           <w:color w:val="000000"/>
           <w:sz w:val="24"/>
           <w:szCs w:val="24"/>
@@ -1285,6 +1430,7 @@
       </w:r>
       <w:r>
         <w:rPr>
+          <w:rFonts w:ascii="Aptos" w:hAnsi="Aptos" w:eastAsia="Aptos" w:cs="Aptos"/>
           <w:color w:val="000000"/>
           <w:sz w:val="24"/>
           <w:szCs w:val="24"/>
@@ -1293,6 +1439,7 @@
       </w:r>
       <w:r>
         <w:rPr>
+          <w:rFonts w:ascii="Aptos" w:hAnsi="Aptos" w:eastAsia="Aptos" w:cs="Aptos"/>
           <w:color w:val="000000"/>
           <w:sz w:val="24"/>
           <w:szCs w:val="24"/>
@@ -1301,6 +1448,7 @@
       </w:r>
       <w:r>
         <w:rPr>
+          <w:rFonts w:ascii="Aptos" w:hAnsi="Aptos" w:eastAsia="Aptos" w:cs="Aptos"/>
           <w:color w:val="000000"/>
           <w:sz w:val="24"/>
           <w:szCs w:val="24"/>
@@ -1309,6 +1457,7 @@
       </w:r>
       <w:r>
         <w:rPr>
+          <w:rFonts w:ascii="Aptos" w:hAnsi="Aptos" w:eastAsia="Aptos" w:cs="Aptos"/>
           <w:color w:val="000000"/>
           <w:sz w:val="24"/>
           <w:szCs w:val="24"/>
@@ -1317,6 +1466,7 @@
       </w:r>
       <w:r>
         <w:rPr>
+          <w:rFonts w:ascii="Aptos" w:hAnsi="Aptos" w:eastAsia="Aptos" w:cs="Aptos"/>
           <w:color w:val="000000"/>
           <w:sz w:val="24"/>
           <w:szCs w:val="24"/>
@@ -1325,6 +1475,7 @@
       </w:r>
       <w:r>
         <w:rPr>
+          <w:rFonts w:ascii="Aptos" w:hAnsi="Aptos" w:eastAsia="Aptos" w:cs="Aptos"/>
           <w:color w:val="000000"/>
           <w:sz w:val="24"/>
           <w:szCs w:val="24"/>
@@ -1333,6 +1484,7 @@
       </w:r>
       <w:r>
         <w:rPr>
+          <w:rFonts w:ascii="Aptos" w:hAnsi="Aptos" w:eastAsia="Aptos" w:cs="Aptos"/>
           <w:color w:val="000000"/>
           <w:sz w:val="24"/>
           <w:szCs w:val="24"/>
@@ -1341,6 +1493,7 @@
       </w:r>
       <w:r>
         <w:rPr>
+          <w:rFonts w:ascii="Aptos" w:hAnsi="Aptos" w:eastAsia="Aptos" w:cs="Aptos"/>
           <w:color w:val="000000"/>
           <w:sz w:val="24"/>
           <w:szCs w:val="24"/>
@@ -1349,6 +1502,7 @@
       </w:r>
       <w:r>
         <w:rPr>
+          <w:rFonts w:ascii="Aptos" w:hAnsi="Aptos" w:eastAsia="Aptos" w:cs="Aptos"/>
           <w:color w:val="000000"/>
           <w:sz w:val="24"/>
           <w:szCs w:val="24"/>
@@ -1357,6 +1511,7 @@
       </w:r>
       <w:r>
         <w:rPr>
+          <w:rFonts w:ascii="Aptos" w:hAnsi="Aptos" w:eastAsia="Aptos" w:cs="Aptos"/>
           <w:color w:val="000000"/>
           <w:sz w:val="24"/>
           <w:szCs w:val="24"/>
@@ -1365,7 +1520,7 @@
       </w:r>
     </w:p>
     <w:sectPr>
-      <w:footerReference w:type="default" r:id="rId8"/>
+      <w:footerReference w:type="default" r:id="rId12"/>
       <w:pgSz w:w="12240" w:h="15840"/>
       <w:pgMar w:top="1440" w:right="1440" w:bottom="1440" w:left="1440" w:header="706" w:footer="706" w:gutter="0"/>
       <w:cols w:space="720"/>
@@ -1376,7 +1531,7 @@
 </file>
 
 <file path=word/endnotes.xml><?xml version="1.0" encoding="utf-8"?>
-<w:endnotes xmlns:wpc="http://schemas.microsoft.com/office/word/2010/wordprocessingCanvas" xmlns:cx="http://schemas.microsoft.com/office/drawing/2014/chartex" xmlns:cx1="http://schemas.microsoft.com/office/drawing/2015/9/8/chartex" xmlns:cx2="http://schemas.microsoft.com/office/drawing/2015/10/21/chartex" xmlns:cx3="http://schemas.microsoft.com/office/drawing/2016/5/9/chartex" xmlns:cx4="http://schemas.microsoft.com/office/drawing/2016/5/10/chartex" xmlns:cx5="http://schemas.microsoft.com/office/drawing/2016/5/11/chartex" xmlns:cx6="http://schemas.microsoft.com/office/drawing/2016/5/12/chartex" xmlns:cx7="http://schemas.microsoft.com/office/drawing/2016/5/13/chartex" xmlns:cx8="http://schemas.microsoft.com/office/drawing/2016/5/14/chartex" xmlns:mc="http://schemas.openxmlformats.org/markup-compatibility/2006" xmlns:aink="http://schemas.microsoft.com/office/drawing/2016/ink" xmlns:am3d="http://schemas.microsoft.com/office/drawing/2017/model3d" xmlns:o="urn:schemas-microsoft-com:office:office" xmlns:oel="http://schemas.microsoft.com/office/2019/extlst" xmlns:r="http://schemas.openxmlformats.org/officeDocument/2006/relationships" xmlns:m="http://schemas.openxmlformats.org/officeDocument/2006/math" xmlns:v="urn:schemas-microsoft-com:vml" xmlns:wp14="http://schemas.microsoft.com/office/word/2010/wordprocessingDrawing" xmlns:wp="http://schemas.openxmlformats.org/drawingml/2006/wordprocessingDrawing" xmlns:w10="urn:schemas-microsoft-com:office:word" xmlns:w="http://schemas.openxmlformats.org/wordprocessingml/2006/main" xmlns:w14="http://schemas.microsoft.com/office/word/2010/wordml" xmlns:w15="http://schemas.microsoft.com/office/word/2012/wordml" xmlns:w16cex="http://schemas.microsoft.com/office/word/2018/wordml/cex" xmlns:w16cid="http://schemas.microsoft.com/office/word/2016/wordml/cid" xmlns:w16="http://schemas.microsoft.com/office/word/2018/wordml" xmlns:w16du="http://schemas.microsoft.com/office/word/2023/wordml/word16du" xmlns:w16sdtdh="http://schemas.microsoft.com/office/word/2020/wordml/sdtdatahash" xmlns:w16sdtfl="http://schemas.microsoft.com/office/word/2024/wordml/sdtformatlock" xmlns:w16se="http://schemas.microsoft.com/office/word/2015/wordml/symex" xmlns:wpg="http://schemas.microsoft.com/office/word/2010/wordprocessingGroup" xmlns:wpi="http://schemas.microsoft.com/office/word/2010/wordprocessingInk" xmlns:wne="http://schemas.microsoft.com/office/word/2006/wordml" xmlns:wps="http://schemas.microsoft.com/office/word/2010/wordprocessingShape" mc:Ignorable="w14 w15 w16se w16cid w16 w16cex w16sdtdh w16sdtfl w16du wp14">
+<w:endnotes xmlns:wpc="http://schemas.microsoft.com/office/word/2010/wordprocessingCanvas" xmlns:cx="http://schemas.microsoft.com/office/drawing/2014/chartex" xmlns:cx1="http://schemas.microsoft.com/office/drawing/2015/9/8/chartex" xmlns:cx2="http://schemas.microsoft.com/office/drawing/2015/10/21/chartex" xmlns:cx3="http://schemas.microsoft.com/office/drawing/2016/5/9/chartex" xmlns:cx4="http://schemas.microsoft.com/office/drawing/2016/5/10/chartex" xmlns:cx5="http://schemas.microsoft.com/office/drawing/2016/5/11/chartex" xmlns:cx6="http://schemas.microsoft.com/office/drawing/2016/5/12/chartex" xmlns:cx7="http://schemas.microsoft.com/office/drawing/2016/5/13/chartex" xmlns:cx8="http://schemas.microsoft.com/office/drawing/2016/5/14/chartex" xmlns:mc="http://schemas.openxmlformats.org/markup-compatibility/2006" xmlns:aink="http://schemas.microsoft.com/office/drawing/2016/ink" xmlns:am3d="http://schemas.microsoft.com/office/drawing/2017/model3d" xmlns:o="urn:schemas-microsoft-com:office:office" xmlns:oel="http://schemas.microsoft.com/office/2019/extlst" xmlns:r="http://schemas.openxmlformats.org/officeDocument/2006/relationships" xmlns:m="http://schemas.openxmlformats.org/officeDocument/2006/math" xmlns:v="urn:schemas-microsoft-com:vml" xmlns:wp14="http://schemas.microsoft.com/office/word/2010/wordprocessingDrawing" xmlns:wp="http://schemas.openxmlformats.org/drawingml/2006/wordprocessingDrawing" xmlns:w10="urn:schemas-microsoft-com:office:word" xmlns:w="http://schemas.openxmlformats.org/wordprocessingml/2006/main" xmlns:w14="http://schemas.microsoft.com/office/word/2010/wordml" xmlns:w15="http://schemas.microsoft.com/office/word/2012/wordml" xmlns:w16cei="http://schemas.microsoft.com/office/word/2026/wordml/cei" xmlns:w16cex="http://schemas.microsoft.com/office/word/2018/wordml/cex" xmlns:w16cid="http://schemas.microsoft.com/office/word/2016/wordml/cid" xmlns:w16="http://schemas.microsoft.com/office/word/2018/wordml" xmlns:w16du="http://schemas.microsoft.com/office/word/2023/wordml/word16du" xmlns:w16sdtdh="http://schemas.microsoft.com/office/word/2020/wordml/sdtdatahash" xmlns:w16sdtfl="http://schemas.microsoft.com/office/word/2024/wordml/sdtformatlock" xmlns:w16se="http://schemas.microsoft.com/office/word/2015/wordml/symex" xmlns:wpg="http://schemas.microsoft.com/office/word/2010/wordprocessingGroup" xmlns:wpi="http://schemas.microsoft.com/office/word/2010/wordprocessingInk" xmlns:wne="http://schemas.microsoft.com/office/word/2006/wordml" xmlns:wps="http://schemas.microsoft.com/office/word/2010/wordprocessingShape" mc:Ignorable="w14 w15 w16se w16cid w16 w16cex w16sdtdh w16sdtfl w16du wp14">
   <w:endnote w:type="separator" w:id="-1">
     <w:p>
       <w:pPr>
@@ -1401,19 +1556,22 @@
 </file>
 
 <file path=word/footer1.xml><?xml version="1.0" encoding="utf-8"?>
-<w:ftr xmlns:wpc="http://schemas.microsoft.com/office/word/2010/wordprocessingCanvas" xmlns:cx="http://schemas.microsoft.com/office/drawing/2014/chartex" xmlns:cx1="http://schemas.microsoft.com/office/drawing/2015/9/8/chartex" xmlns:cx2="http://schemas.microsoft.com/office/drawing/2015/10/21/chartex" xmlns:cx3="http://schemas.microsoft.com/office/drawing/2016/5/9/chartex" xmlns:cx4="http://schemas.microsoft.com/office/drawing/2016/5/10/chartex" xmlns:cx5="http://schemas.microsoft.com/office/drawing/2016/5/11/chartex" xmlns:cx6="http://schemas.microsoft.com/office/drawing/2016/5/12/chartex" xmlns:cx7="http://schemas.microsoft.com/office/drawing/2016/5/13/chartex" xmlns:cx8="http://schemas.microsoft.com/office/drawing/2016/5/14/chartex" xmlns:mc="http://schemas.openxmlformats.org/markup-compatibility/2006" xmlns:aink="http://schemas.microsoft.com/office/drawing/2016/ink" xmlns:am3d="http://schemas.microsoft.com/office/drawing/2017/model3d" xmlns:o="urn:schemas-microsoft-com:office:office" xmlns:oel="http://schemas.microsoft.com/office/2019/extlst" xmlns:r="http://schemas.openxmlformats.org/officeDocument/2006/relationships" xmlns:m="http://schemas.openxmlformats.org/officeDocument/2006/math" xmlns:v="urn:schemas-microsoft-com:vml" xmlns:wp14="http://schemas.microsoft.com/office/word/2010/wordprocessingDrawing" xmlns:wp="http://schemas.openxmlformats.org/drawingml/2006/wordprocessingDrawing" xmlns:w10="urn:schemas-microsoft-com:office:word" xmlns:w="http://schemas.openxmlformats.org/wordprocessingml/2006/main" xmlns:w14="http://schemas.microsoft.com/office/word/2010/wordml" xmlns:w15="http://schemas.microsoft.com/office/word/2012/wordml" xmlns:w16cex="http://schemas.microsoft.com/office/word/2018/wordml/cex" xmlns:w16cid="http://schemas.microsoft.com/office/word/2016/wordml/cid" xmlns:w16="http://schemas.microsoft.com/office/word/2018/wordml" xmlns:w16du="http://schemas.microsoft.com/office/word/2023/wordml/word16du" xmlns:w16sdtdh="http://schemas.microsoft.com/office/word/2020/wordml/sdtdatahash" xmlns:w16sdtfl="http://schemas.microsoft.com/office/word/2024/wordml/sdtformatlock" xmlns:w16se="http://schemas.microsoft.com/office/word/2015/wordml/symex" xmlns:wpg="http://schemas.microsoft.com/office/word/2010/wordprocessingGroup" xmlns:wpi="http://schemas.microsoft.com/office/word/2010/wordprocessingInk" xmlns:wne="http://schemas.microsoft.com/office/word/2006/wordml" xmlns:wps="http://schemas.microsoft.com/office/word/2010/wordprocessingShape" mc:Ignorable="w14 w15 w16se w16cid w16 w16cex w16sdtdh w16sdtfl w16du wp14">
+<w:ftr xmlns:m="http://schemas.openxmlformats.org/officeDocument/2006/math" xmlns:mc="http://schemas.openxmlformats.org/markup-compatibility/2006" xmlns:mo="http://schemas.microsoft.com/office/mac/office/2008/main" xmlns:mv="urn:schemas-microsoft-com:mac:vml" xmlns:o="urn:schemas-microsoft-com:office:office" xmlns:r="http://schemas.openxmlformats.org/officeDocument/2006/relationships" xmlns:v="urn:schemas-microsoft-com:vml" xmlns:w10="urn:schemas-microsoft-com:office:word" xmlns:w14="http://schemas.microsoft.com/office/word/2010/wordml" xmlns:w="http://schemas.openxmlformats.org/wordprocessingml/2006/main" xmlns:wne="http://schemas.microsoft.com/office/word/2006/wordml" xmlns:wp14="http://schemas.microsoft.com/office/word/2010/wordprocessingDrawing" xmlns:wp="http://schemas.openxmlformats.org/drawingml/2006/wordprocessingDrawing" xmlns:wpc="http://schemas.microsoft.com/office/word/2010/wordprocessingCanvas" xmlns:wpg="http://schemas.microsoft.com/office/word/2010/wordprocessingGroup" xmlns:wpi="http://schemas.microsoft.com/office/word/2010/wordprocessingInk" xmlns:wps="http://schemas.microsoft.com/office/word/2010/wordprocessingShape" mc:Ignorable="w14 wp14">
   <w:p>
     <w:pPr>
-      <w:spacing w:after="0" w:line="240" w:lineRule="auto"/>
+      <w:spacing w:line="240" w:lineRule="auto" w:before="0" w:after="0"/>
+      <w:jc w:val="left"/>
     </w:pPr>
     <w:r>
       <w:rPr>
+        <w:rFonts w:ascii="Aptos" w:hAnsi="Aptos" w:eastAsia="Aptos" w:cs="Aptos"/>
         <w:sz w:val="18"/>
       </w:rPr>
       <w:t xml:space="preserve">From J.M. Larson and H.L. Stedge, </w:t>
     </w:r>
     <w:r>
       <w:rPr>
+        <w:rFonts w:ascii="Aptos" w:hAnsi="Aptos" w:eastAsia="Aptos" w:cs="Aptos"/>
         <w:i/>
         <w:sz w:val="18"/>
       </w:rPr>
@@ -1421,6 +1579,7 @@
     </w:r>
     <w:r>
       <w:rPr>
+        <w:rFonts w:ascii="Aptos" w:hAnsi="Aptos" w:eastAsia="Aptos" w:cs="Aptos"/>
         <w:sz w:val="18"/>
       </w:rPr>
       <w:t xml:space="preserve"> (Human Kinetics, 2027).</w:t>
@@ -1430,7 +1589,7 @@
 </file>
 
 <file path=word/footnotes.xml><?xml version="1.0" encoding="utf-8"?>
-<w:footnotes xmlns:wpc="http://schemas.microsoft.com/office/word/2010/wordprocessingCanvas" xmlns:cx="http://schemas.microsoft.com/office/drawing/2014/chartex" xmlns:cx1="http://schemas.microsoft.com/office/drawing/2015/9/8/chartex" xmlns:cx2="http://schemas.microsoft.com/office/drawing/2015/10/21/chartex" xmlns:cx3="http://schemas.microsoft.com/office/drawing/2016/5/9/chartex" xmlns:cx4="http://schemas.microsoft.com/office/drawing/2016/5/10/chartex" xmlns:cx5="http://schemas.microsoft.com/office/drawing/2016/5/11/chartex" xmlns:cx6="http://schemas.microsoft.com/office/drawing/2016/5/12/chartex" xmlns:cx7="http://schemas.microsoft.com/office/drawing/2016/5/13/chartex" xmlns:cx8="http://schemas.microsoft.com/office/drawing/2016/5/14/chartex" xmlns:mc="http://schemas.openxmlformats.org/markup-compatibility/2006" xmlns:aink="http://schemas.microsoft.com/office/drawing/2016/ink" xmlns:am3d="http://schemas.microsoft.com/office/drawing/2017/model3d" xmlns:o="urn:schemas-microsoft-com:office:office" xmlns:oel="http://schemas.microsoft.com/office/2019/extlst" xmlns:r="http://schemas.openxmlformats.org/officeDocument/2006/relationships" xmlns:m="http://schemas.openxmlformats.org/officeDocument/2006/math" xmlns:v="urn:schemas-microsoft-com:vml" xmlns:wp14="http://schemas.microsoft.com/office/word/2010/wordprocessingDrawing" xmlns:wp="http://schemas.openxmlformats.org/drawingml/2006/wordprocessingDrawing" xmlns:w10="urn:schemas-microsoft-com:office:word" xmlns:w="http://schemas.openxmlformats.org/wordprocessingml/2006/main" xmlns:w14="http://schemas.microsoft.com/office/word/2010/wordml" xmlns:w15="http://schemas.microsoft.com/office/word/2012/wordml" xmlns:w16cex="http://schemas.microsoft.com/office/word/2018/wordml/cex" xmlns:w16cid="http://schemas.microsoft.com/office/word/2016/wordml/cid" xmlns:w16="http://schemas.microsoft.com/office/word/2018/wordml" xmlns:w16du="http://schemas.microsoft.com/office/word/2023/wordml/word16du" xmlns:w16sdtdh="http://schemas.microsoft.com/office/word/2020/wordml/sdtdatahash" xmlns:w16sdtfl="http://schemas.microsoft.com/office/word/2024/wordml/sdtformatlock" xmlns:w16se="http://schemas.microsoft.com/office/word/2015/wordml/symex" xmlns:wpg="http://schemas.microsoft.com/office/word/2010/wordprocessingGroup" xmlns:wpi="http://schemas.microsoft.com/office/word/2010/wordprocessingInk" xmlns:wne="http://schemas.microsoft.com/office/word/2006/wordml" xmlns:wps="http://schemas.microsoft.com/office/word/2010/wordprocessingShape" mc:Ignorable="w14 w15 w16se w16cid w16 w16cex w16sdtdh w16sdtfl w16du wp14">
+<w:footnotes xmlns:wpc="http://schemas.microsoft.com/office/word/2010/wordprocessingCanvas" xmlns:cx="http://schemas.microsoft.com/office/drawing/2014/chartex" xmlns:cx1="http://schemas.microsoft.com/office/drawing/2015/9/8/chartex" xmlns:cx2="http://schemas.microsoft.com/office/drawing/2015/10/21/chartex" xmlns:cx3="http://schemas.microsoft.com/office/drawing/2016/5/9/chartex" xmlns:cx4="http://schemas.microsoft.com/office/drawing/2016/5/10/chartex" xmlns:cx5="http://schemas.microsoft.com/office/drawing/2016/5/11/chartex" xmlns:cx6="http://schemas.microsoft.com/office/drawing/2016/5/12/chartex" xmlns:cx7="http://schemas.microsoft.com/office/drawing/2016/5/13/chartex" xmlns:cx8="http://schemas.microsoft.com/office/drawing/2016/5/14/chartex" xmlns:mc="http://schemas.openxmlformats.org/markup-compatibility/2006" xmlns:aink="http://schemas.microsoft.com/office/drawing/2016/ink" xmlns:am3d="http://schemas.microsoft.com/office/drawing/2017/model3d" xmlns:o="urn:schemas-microsoft-com:office:office" xmlns:oel="http://schemas.microsoft.com/office/2019/extlst" xmlns:r="http://schemas.openxmlformats.org/officeDocument/2006/relationships" xmlns:m="http://schemas.openxmlformats.org/officeDocument/2006/math" xmlns:v="urn:schemas-microsoft-com:vml" xmlns:wp14="http://schemas.microsoft.com/office/word/2010/wordprocessingDrawing" xmlns:wp="http://schemas.openxmlformats.org/drawingml/2006/wordprocessingDrawing" xmlns:w10="urn:schemas-microsoft-com:office:word" xmlns:w="http://schemas.openxmlformats.org/wordprocessingml/2006/main" xmlns:w14="http://schemas.microsoft.com/office/word/2010/wordml" xmlns:w15="http://schemas.microsoft.com/office/word/2012/wordml" xmlns:w16cei="http://schemas.microsoft.com/office/word/2026/wordml/cei" xmlns:w16cex="http://schemas.microsoft.com/office/word/2018/wordml/cex" xmlns:w16cid="http://schemas.microsoft.com/office/word/2016/wordml/cid" xmlns:w16="http://schemas.microsoft.com/office/word/2018/wordml" xmlns:w16du="http://schemas.microsoft.com/office/word/2023/wordml/word16du" xmlns:w16sdtdh="http://schemas.microsoft.com/office/word/2020/wordml/sdtdatahash" xmlns:w16sdtfl="http://schemas.microsoft.com/office/word/2024/wordml/sdtformatlock" xmlns:w16se="http://schemas.microsoft.com/office/word/2015/wordml/symex" xmlns:wpg="http://schemas.microsoft.com/office/word/2010/wordprocessingGroup" xmlns:wpi="http://schemas.microsoft.com/office/word/2010/wordprocessingInk" xmlns:wne="http://schemas.microsoft.com/office/word/2006/wordml" xmlns:wps="http://schemas.microsoft.com/office/word/2010/wordprocessingShape" mc:Ignorable="w14 w15 w16se w16cid w16 w16cex w16sdtdh w16sdtfl w16du wp14">
   <w:footnote w:type="separator" w:id="-1">
     <w:p>
       <w:pPr>
@@ -1455,7 +1614,7 @@
 </file>
 
 <file path=word/numbering.xml><?xml version="1.0" encoding="utf-8"?>
-<w:numbering xmlns:wpc="http://schemas.microsoft.com/office/word/2010/wordprocessingCanvas" xmlns:cx="http://schemas.microsoft.com/office/drawing/2014/chartex" xmlns:cx1="http://schemas.microsoft.com/office/drawing/2015/9/8/chartex" xmlns:cx2="http://schemas.microsoft.com/office/drawing/2015/10/21/chartex" xmlns:cx3="http://schemas.microsoft.com/office/drawing/2016/5/9/chartex" xmlns:cx4="http://schemas.microsoft.com/office/drawing/2016/5/10/chartex" xmlns:cx5="http://schemas.microsoft.com/office/drawing/2016/5/11/chartex" xmlns:cx6="http://schemas.microsoft.com/office/drawing/2016/5/12/chartex" xmlns:cx7="http://schemas.microsoft.com/office/drawing/2016/5/13/chartex" xmlns:cx8="http://schemas.microsoft.com/office/drawing/2016/5/14/chartex" xmlns:mc="http://schemas.openxmlformats.org/markup-compatibility/2006" xmlns:aink="http://schemas.microsoft.com/office/drawing/2016/ink" xmlns:am3d="http://schemas.microsoft.com/office/drawing/2017/model3d" xmlns:o="urn:schemas-microsoft-com:office:office" xmlns:oel="http://schemas.microsoft.com/office/2019/extlst" xmlns:r="http://schemas.openxmlformats.org/officeDocument/2006/relationships" xmlns:m="http://schemas.openxmlformats.org/officeDocument/2006/math" xmlns:v="urn:schemas-microsoft-com:vml" xmlns:wp14="http://schemas.microsoft.com/office/word/2010/wordprocessingDrawing" xmlns:wp="http://schemas.openxmlformats.org/drawingml/2006/wordprocessingDrawing" xmlns:w10="urn:schemas-microsoft-com:office:word" xmlns:w="http://schemas.openxmlformats.org/wordprocessingml/2006/main" xmlns:w14="http://schemas.microsoft.com/office/word/2010/wordml" xmlns:w15="http://schemas.microsoft.com/office/word/2012/wordml" xmlns:w16cex="http://schemas.microsoft.com/office/word/2018/wordml/cex" xmlns:w16cid="http://schemas.microsoft.com/office/word/2016/wordml/cid" xmlns:w16="http://schemas.microsoft.com/office/word/2018/wordml" xmlns:w16du="http://schemas.microsoft.com/office/word/2023/wordml/word16du" xmlns:w16sdtdh="http://schemas.microsoft.com/office/word/2020/wordml/sdtdatahash" xmlns:w16sdtfl="http://schemas.microsoft.com/office/word/2024/wordml/sdtformatlock" xmlns:w16se="http://schemas.microsoft.com/office/word/2015/wordml/symex" xmlns:wpg="http://schemas.microsoft.com/office/word/2010/wordprocessingGroup" xmlns:wpi="http://schemas.microsoft.com/office/word/2010/wordprocessingInk" xmlns:wne="http://schemas.microsoft.com/office/word/2006/wordml" xmlns:wps="http://schemas.microsoft.com/office/word/2010/wordprocessingShape" mc:Ignorable="w14 w15 w16se w16cid w16 w16cex w16sdtdh w16sdtfl w16du wp14">
+<w:numbering xmlns:wpc="http://schemas.microsoft.com/office/word/2010/wordprocessingCanvas" xmlns:cx="http://schemas.microsoft.com/office/drawing/2014/chartex" xmlns:cx1="http://schemas.microsoft.com/office/drawing/2015/9/8/chartex" xmlns:cx2="http://schemas.microsoft.com/office/drawing/2015/10/21/chartex" xmlns:cx3="http://schemas.microsoft.com/office/drawing/2016/5/9/chartex" xmlns:cx4="http://schemas.microsoft.com/office/drawing/2016/5/10/chartex" xmlns:cx5="http://schemas.microsoft.com/office/drawing/2016/5/11/chartex" xmlns:cx6="http://schemas.microsoft.com/office/drawing/2016/5/12/chartex" xmlns:cx7="http://schemas.microsoft.com/office/drawing/2016/5/13/chartex" xmlns:cx8="http://schemas.microsoft.com/office/drawing/2016/5/14/chartex" xmlns:mc="http://schemas.openxmlformats.org/markup-compatibility/2006" xmlns:aink="http://schemas.microsoft.com/office/drawing/2016/ink" xmlns:am3d="http://schemas.microsoft.com/office/drawing/2017/model3d" xmlns:o="urn:schemas-microsoft-com:office:office" xmlns:oel="http://schemas.microsoft.com/office/2019/extlst" xmlns:r="http://schemas.openxmlformats.org/officeDocument/2006/relationships" xmlns:m="http://schemas.openxmlformats.org/officeDocument/2006/math" xmlns:v="urn:schemas-microsoft-com:vml" xmlns:wp14="http://schemas.microsoft.com/office/word/2010/wordprocessingDrawing" xmlns:wp="http://schemas.openxmlformats.org/drawingml/2006/wordprocessingDrawing" xmlns:w10="urn:schemas-microsoft-com:office:word" xmlns:w="http://schemas.openxmlformats.org/wordprocessingml/2006/main" xmlns:w14="http://schemas.microsoft.com/office/word/2010/wordml" xmlns:w15="http://schemas.microsoft.com/office/word/2012/wordml" xmlns:w16cei="http://schemas.microsoft.com/office/word/2026/wordml/cei" xmlns:w16cex="http://schemas.microsoft.com/office/word/2018/wordml/cex" xmlns:w16cid="http://schemas.microsoft.com/office/word/2016/wordml/cid" xmlns:w16="http://schemas.microsoft.com/office/word/2018/wordml" xmlns:w16du="http://schemas.microsoft.com/office/word/2023/wordml/word16du" xmlns:w16sdtdh="http://schemas.microsoft.com/office/word/2020/wordml/sdtdatahash" xmlns:w16sdtfl="http://schemas.microsoft.com/office/word/2024/wordml/sdtformatlock" xmlns:w16se="http://schemas.microsoft.com/office/word/2015/wordml/symex" xmlns:wpg="http://schemas.microsoft.com/office/word/2010/wordprocessingGroup" xmlns:wpi="http://schemas.microsoft.com/office/word/2010/wordprocessingInk" xmlns:wne="http://schemas.microsoft.com/office/word/2006/wordml" xmlns:wps="http://schemas.microsoft.com/office/word/2010/wordprocessingShape" mc:Ignorable="w14 w15 w16se w16cid w16 w16cex w16sdtdh w16sdtfl w16du wp14">
   <w:abstractNum w:abstractNumId="0" w15:restartNumberingAfterBreak="0">
     <w:nsid w:val="83A8C409"/>
     <w:multiLevelType w:val="hybridMultilevel"/>
@@ -4382,6 +4541,14 @@
     <w:abstractNumId w:val="8"/>
   </w:num>
 </w:numbering>
+</file>
+
+<file path=word/people.xml><?xml version="1.0" encoding="utf-8"?>
+<w15:people xmlns:wpc="http://schemas.microsoft.com/office/word/2010/wordprocessingCanvas" xmlns:cx="http://schemas.microsoft.com/office/drawing/2014/chartex" xmlns:cx1="http://schemas.microsoft.com/office/drawing/2015/9/8/chartex" xmlns:cx2="http://schemas.microsoft.com/office/drawing/2015/10/21/chartex" xmlns:cx3="http://schemas.microsoft.com/office/drawing/2016/5/9/chartex" xmlns:cx4="http://schemas.microsoft.com/office/drawing/2016/5/10/chartex" xmlns:cx5="http://schemas.microsoft.com/office/drawing/2016/5/11/chartex" xmlns:cx6="http://schemas.microsoft.com/office/drawing/2016/5/12/chartex" xmlns:cx7="http://schemas.microsoft.com/office/drawing/2016/5/13/chartex" xmlns:cx8="http://schemas.microsoft.com/office/drawing/2016/5/14/chartex" xmlns:mc="http://schemas.openxmlformats.org/markup-compatibility/2006" xmlns:aink="http://schemas.microsoft.com/office/drawing/2016/ink" xmlns:am3d="http://schemas.microsoft.com/office/drawing/2017/model3d" xmlns:o="urn:schemas-microsoft-com:office:office" xmlns:oel="http://schemas.microsoft.com/office/2019/extlst" xmlns:r="http://schemas.openxmlformats.org/officeDocument/2006/relationships" xmlns:m="http://schemas.openxmlformats.org/officeDocument/2006/math" xmlns:v="urn:schemas-microsoft-com:vml" xmlns:wp14="http://schemas.microsoft.com/office/word/2010/wordprocessingDrawing" xmlns:wp="http://schemas.openxmlformats.org/drawingml/2006/wordprocessingDrawing" xmlns:w10="urn:schemas-microsoft-com:office:word" xmlns:w="http://schemas.openxmlformats.org/wordprocessingml/2006/main" xmlns:w14="http://schemas.microsoft.com/office/word/2010/wordml" xmlns:w15="http://schemas.microsoft.com/office/word/2012/wordml" xmlns:w16cei="http://schemas.microsoft.com/office/word/2026/wordml/cei" xmlns:w16cex="http://schemas.microsoft.com/office/word/2018/wordml/cex" xmlns:w16cid="http://schemas.microsoft.com/office/word/2016/wordml/cid" xmlns:w16="http://schemas.microsoft.com/office/word/2018/wordml" xmlns:w16du="http://schemas.microsoft.com/office/word/2023/wordml/word16du" xmlns:w16sdtdh="http://schemas.microsoft.com/office/word/2020/wordml/sdtdatahash" xmlns:w16sdtfl="http://schemas.microsoft.com/office/word/2024/wordml/sdtformatlock" xmlns:w16se="http://schemas.microsoft.com/office/word/2015/wordml/symex" xmlns:wpg="http://schemas.microsoft.com/office/word/2010/wordprocessingGroup" xmlns:wpi="http://schemas.microsoft.com/office/word/2010/wordprocessingInk" xmlns:wne="http://schemas.microsoft.com/office/word/2006/wordml" xmlns:wps="http://schemas.microsoft.com/office/word/2010/wordprocessingShape" mc:Ignorable="w14 w15 w16se w16cid w16 w16cex w16sdtdh w16sdtfl w16du wp14">
+  <w15:person w15:author="Anna Seaman">
+    <w15:presenceInfo w15:providerId="AD" w15:userId="S::AnnaS@hkusa.com::713ab380-bdda-4997-81d0-fa539102c996"/>
+  </w15:person>
+</w15:people>
 </file>
 
 <file path=word/styles.xml><?xml version="1.0" encoding="utf-8"?>
@@ -4781,7 +4948,7 @@
       <w:spacing w:after="160" w:line="259" w:lineRule="auto"/>
     </w:pPr>
     <w:rPr>
-      <w:rFonts w:cs="Aptos"/>
+      <w:rFonts w:ascii="Aptos" w:hAnsi="Aptos" w:eastAsia="Aptos" w:cs="Aptos"/>
       <w:kern w:val="2"/>
       <w:sz w:val="22"/>
       <w:szCs w:val="22"/>
